--- a/브라질 변호사/1부/1부_12화_사직서.docx
+++ b/브라질 변호사/1부/1부_12화_사직서.docx
@@ -62,7 +62,7 @@
           <w:i w:val="0"/>
           <w:sz w:val="22"/>
         </w:rPr>
-        <w:t>2015년 11월. 11화에서 세베리누가 석방 당일(11월 19일 목요일) 저녁 숨진 이튿날(20일 금요일) 노바 카라자이 변호사회 지부 강당의 빈소와 공동묘지(장면 1~3), 그 주말 부모 집(장면 4~5), 그리고 장례 9~10일 뒤인 11월 29일 일요일 밤과 30일 월요일 상파울루 파리아 리마의 케이로스 타바리스(장면 6~8). 그사이 루시아의 기사가 «Folha do Tapirá» 1면에 실렸고 판사는 도청의 출처와 의료 방치를 변호사회·교정 감찰에 넘겼다. 12월 파트너 투표를 두 주 앞둔 때다. 1부의 끝.</w:t>
+        <w:t>2015년 11월. 11화에서 세베리누가 석방 당일(11월 19일 목요일) 저녁 숨진 이튿날(20일 금요일) 노바 카라자이 변호사회 지부 강당의 빈소와 공동묘지(장면 1~3), 그 주말 부모 집(장면 4~5), 그리고 장례 9~10일 뒤인 11월 29일 일요일 밤과 30일 월요일 상파울루 파리아 리마의 케이로스 타바리스(장면 6~8). 그사이 루시아의 기사가 «Folha do Tapirá» 1면에 실렸고 판사는 도청의 출처와 의료 방치를 변호사회·교정 감찰에 넘겼다. 12월 파트너 투표를 두 주 앞둔 때다. 장면 3에서 조라이지가 정리하던 세베리누의 2000년 노트에서 하파의 장학금 추천서 먹지 사본이 나오고, 장면 5에서 하파는 사직을 말리는 아버지에게 그것을 내민다. 1부의 끝.</w:t>
       </w:r>
     </w:p>
     <w:p>
@@ -1317,7 +1317,7 @@
           <w:color w:val="555555"/>
           <w:sz w:val="22"/>
         </w:rPr>
-        <w:t>(Ela vai até a pia da cozinha e volta com uma xícara de porcelana branca, o friso dourado gasto, uma lasca pequena na borda.)</w:t>
+        <w:t>(Ela tira da caixa um caderno de capa dura, com «2000» escrito a caneta na lombada, e dele uma folha fina de papel-carbono, dobrada em quatro.)</w:t>
       </w:r>
     </w:p>
     <w:p>
@@ -1340,7 +1340,7 @@
           <w:i w:val="0"/>
           <w:sz w:val="22"/>
         </w:rPr>
-        <w:t>Isso aqui.</w:t>
+        <w:t>E isso aqui estava no caderno de dois mil. Ele guardava cópia de tudo, no carbono, até o fim. Acho que é seu.</w:t>
       </w:r>
     </w:p>
     <w:p>
@@ -1355,84 +1355,6 @@
           <w:sz w:val="22"/>
         </w:rPr>
         <w:t xml:space="preserve">Rafa: </w:t>
-      </w:r>
-      <w:r>
-        <w:rPr>
-          <w:rFonts w:ascii="Times New Roman" w:hAnsi="Times New Roman" w:eastAsia="Malgun Gothic"/>
-          <w:b w:val="0"/>
-          <w:i w:val="0"/>
-          <w:sz w:val="22"/>
-        </w:rPr>
-        <w:t>A xícara dele.</w:t>
-      </w:r>
-    </w:p>
-    <w:p>
-      <w:pPr>
-        <w:spacing w:before="0" w:after="110" w:line="300" w:lineRule="auto"/>
-      </w:pPr>
-      <w:r>
-        <w:rPr>
-          <w:rFonts w:ascii="Times New Roman" w:hAnsi="Times New Roman" w:eastAsia="Malgun Gothic"/>
-          <w:b/>
-          <w:i w:val="0"/>
-          <w:sz w:val="22"/>
-        </w:rPr>
-        <w:t xml:space="preserve">Zoraide: </w:t>
-      </w:r>
-      <w:r>
-        <w:rPr>
-          <w:rFonts w:ascii="Times New Roman" w:hAnsi="Times New Roman" w:eastAsia="Malgun Gothic"/>
-          <w:b w:val="0"/>
-          <w:i w:val="0"/>
-          <w:sz w:val="22"/>
-        </w:rPr>
-        <w:t>A única coisa que ele trouxe do escritório antigo quando foi cassado, em 1980. Deixou os móveis, os diplomas, deixou tudo. Trouxe a xícara. Os clientes tomavam no copinho de plástico. Ele tomava nessa. Sempre por último.</w:t>
-      </w:r>
-    </w:p>
-    <w:p>
-      <w:pPr>
-        <w:spacing w:before="0" w:after="110" w:line="300" w:lineRule="auto"/>
-      </w:pPr>
-      <w:r>
-        <w:rPr>
-          <w:rFonts w:ascii="Times New Roman" w:hAnsi="Times New Roman" w:eastAsia="Malgun Gothic"/>
-          <w:b/>
-          <w:i w:val="0"/>
-          <w:sz w:val="22"/>
-        </w:rPr>
-        <w:t xml:space="preserve">Rafa: </w:t>
-      </w:r>
-      <w:r>
-        <w:rPr>
-          <w:rFonts w:ascii="Times New Roman" w:hAnsi="Times New Roman" w:eastAsia="Malgun Gothic"/>
-          <w:b w:val="0"/>
-          <w:i w:val="0"/>
-          <w:sz w:val="22"/>
-        </w:rPr>
-        <w:t>Dona Zoraide, eu não posso ficar com isso. Tem gente aqui que conheceu ele a vida inteira. O Jurandir, a senhora...</w:t>
-      </w:r>
-    </w:p>
-    <w:p>
-      <w:pPr>
-        <w:spacing w:before="0" w:after="110" w:line="300" w:lineRule="auto"/>
-      </w:pPr>
-      <w:r>
-        <w:rPr>
-          <w:rFonts w:ascii="Times New Roman" w:hAnsi="Times New Roman" w:eastAsia="Malgun Gothic"/>
-          <w:b/>
-          <w:i w:val="0"/>
-          <w:sz w:val="22"/>
-        </w:rPr>
-        <w:t xml:space="preserve">Zoraide: </w:t>
-      </w:r>
-      <w:r>
-        <w:rPr>
-          <w:rFonts w:ascii="Times New Roman" w:hAnsi="Times New Roman" w:eastAsia="Malgun Gothic"/>
-          <w:b w:val="0"/>
-          <w:i w:val="0"/>
-          <w:sz w:val="22"/>
-        </w:rPr>
-        <w:t xml:space="preserve">Eu tenho as minhas. O Jurandir tem os processos. </w:t>
       </w:r>
       <w:r>
         <w:rPr>
@@ -1442,7 +1364,7 @@
           <w:color w:val="555555"/>
           <w:sz w:val="22"/>
         </w:rPr>
-        <w:t>(estende a xícara)</w:t>
+        <w:t>(desdobra; lê em voz baixa)</w:t>
       </w:r>
       <w:r>
         <w:rPr>
@@ -1451,59 +1373,8 @@
           <w:i w:val="0"/>
           <w:sz w:val="22"/>
         </w:rPr>
-        <w:t xml:space="preserve"> Não é presente, Rafael. É serviço.</w:t>
-      </w:r>
-    </w:p>
-    <w:p>
-      <w:pPr>
-        <w:spacing w:before="0" w:after="110" w:line="300" w:lineRule="auto"/>
-      </w:pPr>
-      <w:r>
-        <w:rPr>
-          <w:rFonts w:ascii="Times New Roman" w:hAnsi="Times New Roman" w:eastAsia="Malgun Gothic"/>
-          <w:b/>
-          <w:i w:val="0"/>
-          <w:sz w:val="22"/>
-        </w:rPr>
-        <w:t xml:space="preserve">Rafa: </w:t>
-      </w:r>
-      <w:r>
-        <w:rPr>
-          <w:rFonts w:ascii="Times New Roman" w:hAnsi="Times New Roman" w:eastAsia="Malgun Gothic"/>
-          <w:b w:val="0"/>
-          <w:i w:val="0"/>
-          <w:sz w:val="22"/>
-        </w:rPr>
-        <w:t>Serviço?</w:t>
-      </w:r>
-    </w:p>
-    <w:p>
-      <w:pPr>
-        <w:spacing w:before="0" w:after="110" w:line="300" w:lineRule="auto"/>
-      </w:pPr>
-      <w:r>
-        <w:rPr>
-          <w:rFonts w:ascii="Times New Roman" w:hAnsi="Times New Roman" w:eastAsia="Malgun Gothic"/>
-          <w:b/>
-          <w:i w:val="0"/>
-          <w:sz w:val="22"/>
-        </w:rPr>
-        <w:t xml:space="preserve">Zoraide: </w:t>
-      </w:r>
-      <w:r>
-        <w:rPr>
-          <w:rFonts w:ascii="Times New Roman" w:hAnsi="Times New Roman" w:eastAsia="Malgun Gothic"/>
-          <w:b w:val="0"/>
-          <w:i w:val="0"/>
-          <w:sz w:val="22"/>
-        </w:rPr>
-        <w:t>Quem fica com a xícara serve o café. Primeiro os outros. Depois a gente. É esse o serviço.</w:t>
-      </w:r>
-    </w:p>
-    <w:p>
-      <w:pPr>
-        <w:spacing w:before="0" w:after="110" w:line="300" w:lineRule="auto"/>
-      </w:pPr>
+        <w:t xml:space="preserve"> "À Comissão de Bolsas da Fundação de Amparo ao Estudante do Tapirá. Recomendo sem reservas o jovem Rafael Mendes, dezessete anos, filho de operário da fundição..." </w:t>
+      </w:r>
       <w:r>
         <w:rPr>
           <w:rFonts w:ascii="Times New Roman" w:hAnsi="Times New Roman" w:eastAsia="Malgun Gothic"/>
@@ -1512,7 +1383,16 @@
           <w:color w:val="555555"/>
           <w:sz w:val="22"/>
         </w:rPr>
-        <w:t>(Rafa pega a xícara com as duas mãos.)</w:t>
+        <w:t>(para; lê mais abaixo)</w:t>
+      </w:r>
+      <w:r>
+        <w:rPr>
+          <w:rFonts w:ascii="Times New Roman" w:hAnsi="Times New Roman" w:eastAsia="Malgun Gothic"/>
+          <w:b w:val="0"/>
+          <w:i w:val="0"/>
+          <w:sz w:val="22"/>
+        </w:rPr>
+        <w:t xml:space="preserve"> "...que escreve sobre o rio como quem sabe que um dia vai ter de escolher de que lado dele morar."</w:t>
       </w:r>
     </w:p>
     <w:p>
@@ -1526,7 +1406,7 @@
           <w:i w:val="0"/>
           <w:sz w:val="22"/>
         </w:rPr>
-        <w:t xml:space="preserve">Rafa: </w:t>
+        <w:t xml:space="preserve">Zoraide: </w:t>
       </w:r>
       <w:r>
         <w:rPr>
@@ -1535,7 +1415,7 @@
           <w:i w:val="0"/>
           <w:sz w:val="22"/>
         </w:rPr>
-        <w:t>Eu fui o autor da representação. A senhora sabe disso.</w:t>
+        <w:t>Ele me mostrou a sua redação naquele ano. Disse: esse menino vai longe. Não disse pra que lado.</w:t>
       </w:r>
     </w:p>
     <w:p>
@@ -1549,6 +1429,29 @@
           <w:i w:val="0"/>
           <w:sz w:val="22"/>
         </w:rPr>
+        <w:t xml:space="preserve">Rafa: </w:t>
+      </w:r>
+      <w:r>
+        <w:rPr>
+          <w:rFonts w:ascii="Times New Roman" w:hAnsi="Times New Roman" w:eastAsia="Malgun Gothic"/>
+          <w:b w:val="0"/>
+          <w:i w:val="0"/>
+          <w:sz w:val="22"/>
+        </w:rPr>
+        <w:t>Ele me contou no parlatório. Eu nem lembrava quem tinha assinado. Nunca abri o envelope.</w:t>
+      </w:r>
+    </w:p>
+    <w:p>
+      <w:pPr>
+        <w:spacing w:before="0" w:after="110" w:line="300" w:lineRule="auto"/>
+      </w:pPr>
+      <w:r>
+        <w:rPr>
+          <w:rFonts w:ascii="Times New Roman" w:hAnsi="Times New Roman" w:eastAsia="Malgun Gothic"/>
+          <w:b/>
+          <w:i w:val="0"/>
+          <w:sz w:val="22"/>
+        </w:rPr>
         <w:t xml:space="preserve">Zoraide: </w:t>
       </w:r>
       <w:r>
@@ -1558,7 +1461,7 @@
           <w:i w:val="0"/>
           <w:sz w:val="22"/>
         </w:rPr>
-        <w:t xml:space="preserve">Sei. E sei quem foi ao juiz desfazer a representação. As duas coisas são suas. </w:t>
+        <w:t xml:space="preserve">Ele lembrava de todos. Tinha caderno pra isso. </w:t>
       </w:r>
       <w:r>
         <w:rPr>
@@ -1568,7 +1471,7 @@
           <w:color w:val="555555"/>
           <w:sz w:val="22"/>
         </w:rPr>
-        <w:t>(pausa)</w:t>
+        <w:t>(volta a guardar os cadernos)</w:t>
       </w:r>
       <w:r>
         <w:rPr>
@@ -1577,68 +1480,13 @@
           <w:i w:val="0"/>
           <w:sz w:val="22"/>
         </w:rPr>
-        <w:t xml:space="preserve"> Ele sabia das duas também. E pediu pra te ver mesmo assim.</w:t>
+        <w:t xml:space="preserve"> Fica com a folha. A carta de verdade já fez o serviço dela.</w:t>
       </w:r>
     </w:p>
     <w:p>
       <w:pPr>
         <w:spacing w:before="0" w:after="110" w:line="300" w:lineRule="auto"/>
       </w:pPr>
-      <w:r>
-        <w:rPr>
-          <w:rFonts w:ascii="Times New Roman" w:hAnsi="Times New Roman" w:eastAsia="Malgun Gothic"/>
-          <w:b/>
-          <w:i w:val="0"/>
-          <w:sz w:val="22"/>
-        </w:rPr>
-        <w:t xml:space="preserve">Rafa: </w:t>
-      </w:r>
-      <w:r>
-        <w:rPr>
-          <w:rFonts w:ascii="Times New Roman" w:hAnsi="Times New Roman" w:eastAsia="Malgun Gothic"/>
-          <w:b w:val="0"/>
-          <w:i w:val="0"/>
-          <w:sz w:val="22"/>
-        </w:rPr>
-        <w:t>Por quê?</w:t>
-      </w:r>
-    </w:p>
-    <w:p>
-      <w:pPr>
-        <w:spacing w:before="0" w:after="110" w:line="300" w:lineRule="auto"/>
-      </w:pPr>
-      <w:r>
-        <w:rPr>
-          <w:rFonts w:ascii="Times New Roman" w:hAnsi="Times New Roman" w:eastAsia="Malgun Gothic"/>
-          <w:b/>
-          <w:i w:val="0"/>
-          <w:sz w:val="22"/>
-        </w:rPr>
-        <w:t xml:space="preserve">Zoraide: </w:t>
-      </w:r>
-      <w:r>
-        <w:rPr>
-          <w:rFonts w:ascii="Times New Roman" w:hAnsi="Times New Roman" w:eastAsia="Malgun Gothic"/>
-          <w:b w:val="0"/>
-          <w:i w:val="0"/>
-          <w:sz w:val="22"/>
-        </w:rPr>
-        <w:t>Porque ele não guardava raiva de gente moça. Dizia que gente moça ainda pode mudar de lado. Gente velha só pode mudar de cadeira.</w:t>
-      </w:r>
-    </w:p>
-    <w:p>
-      <w:pPr>
-        <w:spacing w:before="0" w:after="110" w:line="300" w:lineRule="auto"/>
-      </w:pPr>
-      <w:r>
-        <w:rPr>
-          <w:rFonts w:ascii="Times New Roman" w:hAnsi="Times New Roman" w:eastAsia="Malgun Gothic"/>
-          <w:b/>
-          <w:i w:val="0"/>
-          <w:sz w:val="22"/>
-        </w:rPr>
-        <w:t xml:space="preserve">Rafa: </w:t>
-      </w:r>
       <w:r>
         <w:rPr>
           <w:rFonts w:ascii="Times New Roman" w:hAnsi="Times New Roman" w:eastAsia="Malgun Gothic"/>
@@ -1647,16 +1495,7 @@
           <w:color w:val="555555"/>
           <w:sz w:val="22"/>
         </w:rPr>
-        <w:t>(olha a lasca na borda)</w:t>
-      </w:r>
-      <w:r>
-        <w:rPr>
-          <w:rFonts w:ascii="Times New Roman" w:hAnsi="Times New Roman" w:eastAsia="Malgun Gothic"/>
-          <w:b w:val="0"/>
-          <w:i w:val="0"/>
-          <w:sz w:val="22"/>
-        </w:rPr>
-        <w:t xml:space="preserve"> Como ela lascou?</w:t>
+        <w:t>(Ela vai até a pia da cozinha e volta com uma xícara de porcelana branca, o friso dourado gasto, uma lasca pequena na borda.)</w:t>
       </w:r>
     </w:p>
     <w:p>
@@ -1679,7 +1518,7 @@
           <w:i w:val="0"/>
           <w:sz w:val="22"/>
         </w:rPr>
-        <w:t>Num despejo, em oitenta e sete. Um oficial de justiça bateu na mesa. Ele colou o pires, a xícara ficou assim. Disse que era pra lembrar que ninguém sai inteiro.</w:t>
+        <w:t>Isso aqui.</w:t>
       </w:r>
     </w:p>
     <w:p>
@@ -1702,7 +1541,7 @@
           <w:i w:val="0"/>
           <w:sz w:val="22"/>
         </w:rPr>
-        <w:t>Obrigado, dona Zoraide.</w:t>
+        <w:t>A xícara dele.</w:t>
       </w:r>
     </w:p>
     <w:p>
@@ -1725,29 +1564,54 @@
           <w:i w:val="0"/>
           <w:sz w:val="22"/>
         </w:rPr>
-        <w:t>Não agradece. Usa.</w:t>
+        <w:t>A única coisa que ele trouxe do escritório antigo quando foi cassado, em 1980. Deixou os móveis, os diplomas, deixou tudo. Trouxe a xícara. Os clientes tomavam no copinho de plástico. Ele tomava nessa. Sempre por último.</w:t>
       </w:r>
     </w:p>
     <w:p>
       <w:pPr>
-        <w:keepNext/>
-        <w:spacing w:before="320" w:after="140"/>
+        <w:spacing w:before="0" w:after="110" w:line="300" w:lineRule="auto"/>
       </w:pPr>
       <w:r>
         <w:rPr>
           <w:rFonts w:ascii="Times New Roman" w:hAnsi="Times New Roman" w:eastAsia="Malgun Gothic"/>
           <w:b/>
           <w:i w:val="0"/>
-          <w:color w:val="1F3864"/>
-          <w:sz w:val="26"/>
-        </w:rPr>
-        <w:t>장면 4 — 멘지스家 저녁 식탁</w:t>
+          <w:sz w:val="22"/>
+        </w:rPr>
+        <w:t xml:space="preserve">Rafa: </w:t>
+      </w:r>
+      <w:r>
+        <w:rPr>
+          <w:rFonts w:ascii="Times New Roman" w:hAnsi="Times New Roman" w:eastAsia="Malgun Gothic"/>
+          <w:b w:val="0"/>
+          <w:i w:val="0"/>
+          <w:sz w:val="22"/>
+        </w:rPr>
+        <w:t>Dona Zoraide, eu não posso ficar com isso. Tem gente aqui que conheceu ele a vida inteira. O Jurandir, a senhora...</w:t>
       </w:r>
     </w:p>
     <w:p>
       <w:pPr>
         <w:spacing w:before="0" w:after="110" w:line="300" w:lineRule="auto"/>
       </w:pPr>
+      <w:r>
+        <w:rPr>
+          <w:rFonts w:ascii="Times New Roman" w:hAnsi="Times New Roman" w:eastAsia="Malgun Gothic"/>
+          <w:b/>
+          <w:i w:val="0"/>
+          <w:sz w:val="22"/>
+        </w:rPr>
+        <w:t xml:space="preserve">Zoraide: </w:t>
+      </w:r>
+      <w:r>
+        <w:rPr>
+          <w:rFonts w:ascii="Times New Roman" w:hAnsi="Times New Roman" w:eastAsia="Malgun Gothic"/>
+          <w:b w:val="0"/>
+          <w:i w:val="0"/>
+          <w:sz w:val="22"/>
+        </w:rPr>
+        <w:t xml:space="preserve">Eu tenho as minhas. O Jurandir tem os processos. </w:t>
+      </w:r>
       <w:r>
         <w:rPr>
           <w:rFonts w:ascii="Times New Roman" w:hAnsi="Times New Roman" w:eastAsia="Malgun Gothic"/>
@@ -1756,7 +1620,16 @@
           <w:color w:val="555555"/>
           <w:sz w:val="22"/>
         </w:rPr>
-        <w:t>(Sábado à noite. Cozinha da casa dos pais. Panela de caldeirada de tucunaré no fogão, suco de cupuaçu na jarra. A xícara lascada está em cima da geladeira, embrulhada num pano de prato. Dona Dalva, comadre de Ana, chega com uma travessa coberta.)</w:t>
+        <w:t>(estende a xícara)</w:t>
+      </w:r>
+      <w:r>
+        <w:rPr>
+          <w:rFonts w:ascii="Times New Roman" w:hAnsi="Times New Roman" w:eastAsia="Malgun Gothic"/>
+          <w:b w:val="0"/>
+          <w:i w:val="0"/>
+          <w:sz w:val="22"/>
+        </w:rPr>
+        <w:t xml:space="preserve"> Não é presente, Rafael. É serviço.</w:t>
       </w:r>
     </w:p>
     <w:p>
@@ -1770,7 +1643,7 @@
           <w:i w:val="0"/>
           <w:sz w:val="22"/>
         </w:rPr>
-        <w:t xml:space="preserve">Dalva: </w:t>
+        <w:t xml:space="preserve">Rafa: </w:t>
       </w:r>
       <w:r>
         <w:rPr>
@@ -1779,7 +1652,7 @@
           <w:i w:val="0"/>
           <w:sz w:val="22"/>
         </w:rPr>
-        <w:t>Ô de casa! Trouxe um bolo de macaxeira, que sei que em velório ninguém come direito.</w:t>
+        <w:t>Serviço?</w:t>
       </w:r>
     </w:p>
     <w:p>
@@ -1793,7 +1666,7 @@
           <w:i w:val="0"/>
           <w:sz w:val="22"/>
         </w:rPr>
-        <w:t xml:space="preserve">Ana: </w:t>
+        <w:t xml:space="preserve">Zoraide: </w:t>
       </w:r>
       <w:r>
         <w:rPr>
@@ -1802,31 +1675,13 @@
           <w:i w:val="0"/>
           <w:sz w:val="22"/>
         </w:rPr>
-        <w:t>Dalva, você não devia se incomodar. Entra, senta. Tem caldeirada.</w:t>
+        <w:t>Quem fica com a xícara serve o café. Primeiro os outros. Depois a gente. É esse o serviço.</w:t>
       </w:r>
     </w:p>
     <w:p>
       <w:pPr>
         <w:spacing w:before="0" w:after="110" w:line="300" w:lineRule="auto"/>
       </w:pPr>
-      <w:r>
-        <w:rPr>
-          <w:rFonts w:ascii="Times New Roman" w:hAnsi="Times New Roman" w:eastAsia="Malgun Gothic"/>
-          <w:b/>
-          <w:i w:val="0"/>
-          <w:sz w:val="22"/>
-        </w:rPr>
-        <w:t xml:space="preserve">Dalva: </w:t>
-      </w:r>
-      <w:r>
-        <w:rPr>
-          <w:rFonts w:ascii="Times New Roman" w:hAnsi="Times New Roman" w:eastAsia="Malgun Gothic"/>
-          <w:b w:val="0"/>
-          <w:i w:val="0"/>
-          <w:sz w:val="22"/>
-        </w:rPr>
-        <w:t xml:space="preserve">Não vou recusar caldeirada sua, que eu não sou doida. </w:t>
-      </w:r>
       <w:r>
         <w:rPr>
           <w:rFonts w:ascii="Times New Roman" w:hAnsi="Times New Roman" w:eastAsia="Malgun Gothic"/>
@@ -1835,16 +1690,7 @@
           <w:color w:val="555555"/>
           <w:sz w:val="22"/>
         </w:rPr>
-        <w:t>(vê Rafa)</w:t>
-      </w:r>
-      <w:r>
-        <w:rPr>
-          <w:rFonts w:ascii="Times New Roman" w:hAnsi="Times New Roman" w:eastAsia="Malgun Gothic"/>
-          <w:b w:val="0"/>
-          <w:i w:val="0"/>
-          <w:sz w:val="22"/>
-        </w:rPr>
-        <w:t xml:space="preserve"> Rafinha! Que saudade, menino. Tá mais magro.</w:t>
+        <w:t>(Rafa pega a xícara com as duas mãos.)</w:t>
       </w:r>
     </w:p>
     <w:p>
@@ -1859,6 +1705,38 @@
           <w:sz w:val="22"/>
         </w:rPr>
         <w:t xml:space="preserve">Rafa: </w:t>
+      </w:r>
+      <w:r>
+        <w:rPr>
+          <w:rFonts w:ascii="Times New Roman" w:hAnsi="Times New Roman" w:eastAsia="Malgun Gothic"/>
+          <w:b w:val="0"/>
+          <w:i w:val="0"/>
+          <w:sz w:val="22"/>
+        </w:rPr>
+        <w:t>Eu fui o autor da representação. A senhora sabe disso.</w:t>
+      </w:r>
+    </w:p>
+    <w:p>
+      <w:pPr>
+        <w:spacing w:before="0" w:after="110" w:line="300" w:lineRule="auto"/>
+      </w:pPr>
+      <w:r>
+        <w:rPr>
+          <w:rFonts w:ascii="Times New Roman" w:hAnsi="Times New Roman" w:eastAsia="Malgun Gothic"/>
+          <w:b/>
+          <w:i w:val="0"/>
+          <w:sz w:val="22"/>
+        </w:rPr>
+        <w:t xml:space="preserve">Zoraide: </w:t>
+      </w:r>
+      <w:r>
+        <w:rPr>
+          <w:rFonts w:ascii="Times New Roman" w:hAnsi="Times New Roman" w:eastAsia="Malgun Gothic"/>
+          <w:b w:val="0"/>
+          <w:i w:val="0"/>
+          <w:sz w:val="22"/>
+        </w:rPr>
+        <w:t xml:space="preserve">Sei. E sei quem foi ao juiz desfazer a representação. As duas coisas são suas. </w:t>
       </w:r>
       <w:r>
         <w:rPr>
@@ -1868,7 +1746,7 @@
           <w:color w:val="555555"/>
           <w:sz w:val="22"/>
         </w:rPr>
-        <w:t>(levantando-se para abraçá-la)</w:t>
+        <w:t>(pausa)</w:t>
       </w:r>
       <w:r>
         <w:rPr>
@@ -1877,7 +1755,7 @@
           <w:i w:val="0"/>
           <w:sz w:val="22"/>
         </w:rPr>
-        <w:t xml:space="preserve"> Todo mundo nesta cidade diz a mesma coisa, dona Dalva.</w:t>
+        <w:t xml:space="preserve"> Ele sabia das duas também. E pediu pra te ver mesmo assim.</w:t>
       </w:r>
     </w:p>
     <w:p>
@@ -1891,7 +1769,7 @@
           <w:i w:val="0"/>
           <w:sz w:val="22"/>
         </w:rPr>
-        <w:t xml:space="preserve">Dalva: </w:t>
+        <w:t xml:space="preserve">Rafa: </w:t>
       </w:r>
       <w:r>
         <w:rPr>
@@ -1900,7 +1778,7 @@
           <w:i w:val="0"/>
           <w:sz w:val="22"/>
         </w:rPr>
-        <w:t>Porque é verdade. São Paulo não dá comida, dá café com pão de queijo.</w:t>
+        <w:t>Por quê?</w:t>
       </w:r>
     </w:p>
     <w:p>
@@ -1914,7 +1792,7 @@
           <w:i w:val="0"/>
           <w:sz w:val="22"/>
         </w:rPr>
-        <w:t xml:space="preserve">Nivaldo: </w:t>
+        <w:t xml:space="preserve">Zoraide: </w:t>
       </w:r>
       <w:r>
         <w:rPr>
@@ -1923,237 +1801,7 @@
           <w:i w:val="0"/>
           <w:sz w:val="22"/>
         </w:rPr>
-        <w:t>E cobra o olho da cara pelo café.</w:t>
-      </w:r>
-    </w:p>
-    <w:p>
-      <w:pPr>
-        <w:spacing w:before="0" w:after="110" w:line="300" w:lineRule="auto"/>
-      </w:pPr>
-      <w:r>
-        <w:rPr>
-          <w:rFonts w:ascii="Times New Roman" w:hAnsi="Times New Roman" w:eastAsia="Malgun Gothic"/>
-          <w:b/>
-          <w:i w:val="0"/>
-          <w:sz w:val="22"/>
-        </w:rPr>
-        <w:t xml:space="preserve">Ana: </w:t>
-      </w:r>
-      <w:r>
-        <w:rPr>
-          <w:rFonts w:ascii="Times New Roman" w:hAnsi="Times New Roman" w:eastAsia="Malgun Gothic"/>
-          <w:b w:val="0"/>
-          <w:i w:val="0"/>
-          <w:sz w:val="22"/>
-        </w:rPr>
-        <w:t>Senta, todo mundo. Nivaldo, passa a farinha pra Dalva.</w:t>
-      </w:r>
-    </w:p>
-    <w:p>
-      <w:pPr>
-        <w:spacing w:before="0" w:after="110" w:line="300" w:lineRule="auto"/>
-      </w:pPr>
-      <w:r>
-        <w:rPr>
-          <w:rFonts w:ascii="Times New Roman" w:hAnsi="Times New Roman" w:eastAsia="Malgun Gothic"/>
-          <w:b/>
-          <w:i w:val="0"/>
-          <w:sz w:val="22"/>
-        </w:rPr>
-        <w:t xml:space="preserve">Dalva: </w:t>
-      </w:r>
-      <w:r>
-        <w:rPr>
-          <w:rFonts w:ascii="Times New Roman" w:hAnsi="Times New Roman" w:eastAsia="Malgun Gothic"/>
-          <w:b w:val="0"/>
-          <w:i w:val="0"/>
-          <w:sz w:val="22"/>
-        </w:rPr>
-        <w:t>Ana, você soube que a Jéssica está grávida? Casou em julho e já em junho do ano que vem tem neto!</w:t>
-      </w:r>
-    </w:p>
-    <w:p>
-      <w:pPr>
-        <w:spacing w:before="0" w:after="110" w:line="300" w:lineRule="auto"/>
-      </w:pPr>
-      <w:r>
-        <w:rPr>
-          <w:rFonts w:ascii="Times New Roman" w:hAnsi="Times New Roman" w:eastAsia="Malgun Gothic"/>
-          <w:b/>
-          <w:i w:val="0"/>
-          <w:sz w:val="22"/>
-        </w:rPr>
-        <w:t xml:space="preserve">Ana: </w:t>
-      </w:r>
-      <w:r>
-        <w:rPr>
-          <w:rFonts w:ascii="Times New Roman" w:hAnsi="Times New Roman" w:eastAsia="Malgun Gothic"/>
-          <w:b w:val="0"/>
-          <w:i w:val="0"/>
-          <w:sz w:val="22"/>
-        </w:rPr>
-        <w:t>Não brinca! A Jéssica? Que benção!</w:t>
-      </w:r>
-    </w:p>
-    <w:p>
-      <w:pPr>
-        <w:spacing w:before="0" w:after="110" w:line="300" w:lineRule="auto"/>
-      </w:pPr>
-      <w:r>
-        <w:rPr>
-          <w:rFonts w:ascii="Times New Roman" w:hAnsi="Times New Roman" w:eastAsia="Malgun Gothic"/>
-          <w:b/>
-          <w:i w:val="0"/>
-          <w:sz w:val="22"/>
-        </w:rPr>
-        <w:t xml:space="preserve">Dalva: </w:t>
-      </w:r>
-      <w:r>
-        <w:rPr>
-          <w:rFonts w:ascii="Times New Roman" w:hAnsi="Times New Roman" w:eastAsia="Malgun Gothic"/>
-          <w:b w:val="0"/>
-          <w:i w:val="0"/>
-          <w:sz w:val="22"/>
-        </w:rPr>
-        <w:t>Menina. Ela quer botar o nome de Valentina. Eu quero Maria das Graças, como a minha mãe. Ninguém me ouve.</w:t>
-      </w:r>
-    </w:p>
-    <w:p>
-      <w:pPr>
-        <w:spacing w:before="0" w:after="110" w:line="300" w:lineRule="auto"/>
-      </w:pPr>
-      <w:r>
-        <w:rPr>
-          <w:rFonts w:ascii="Times New Roman" w:hAnsi="Times New Roman" w:eastAsia="Malgun Gothic"/>
-          <w:b/>
-          <w:i w:val="0"/>
-          <w:sz w:val="22"/>
-        </w:rPr>
-        <w:t xml:space="preserve">Nivaldo: </w:t>
-      </w:r>
-      <w:r>
-        <w:rPr>
-          <w:rFonts w:ascii="Times New Roman" w:hAnsi="Times New Roman" w:eastAsia="Malgun Gothic"/>
-          <w:b w:val="0"/>
-          <w:i w:val="0"/>
-          <w:sz w:val="22"/>
-        </w:rPr>
-        <w:t>Maria das Graças numa criança de dois quilos? Coitada. Vai demorar pra aprender a escrever.</w:t>
-      </w:r>
-    </w:p>
-    <w:p>
-      <w:pPr>
-        <w:spacing w:before="0" w:after="110" w:line="300" w:lineRule="auto"/>
-      </w:pPr>
-      <w:r>
-        <w:rPr>
-          <w:rFonts w:ascii="Times New Roman" w:hAnsi="Times New Roman" w:eastAsia="Malgun Gothic"/>
-          <w:b/>
-          <w:i w:val="0"/>
-          <w:sz w:val="22"/>
-        </w:rPr>
-        <w:t xml:space="preserve">Dalva: </w:t>
-      </w:r>
-      <w:r>
-        <w:rPr>
-          <w:rFonts w:ascii="Times New Roman" w:hAnsi="Times New Roman" w:eastAsia="Malgun Gothic"/>
-          <w:b w:val="0"/>
-          <w:i w:val="0"/>
-          <w:sz w:val="22"/>
-        </w:rPr>
-        <w:t>Ô Nivaldo, cala a boca, que teu nome também não é curto!</w:t>
-      </w:r>
-    </w:p>
-    <w:p>
-      <w:pPr>
-        <w:spacing w:before="0" w:after="110" w:line="300" w:lineRule="auto"/>
-      </w:pPr>
-      <w:r>
-        <w:rPr>
-          <w:rFonts w:ascii="Times New Roman" w:hAnsi="Times New Roman" w:eastAsia="Malgun Gothic"/>
-          <w:b/>
-          <w:i w:val="0"/>
-          <w:sz w:val="22"/>
-        </w:rPr>
-        <w:t xml:space="preserve">Ana: </w:t>
-      </w:r>
-      <w:r>
-        <w:rPr>
-          <w:rFonts w:ascii="Times New Roman" w:hAnsi="Times New Roman" w:eastAsia="Malgun Gothic"/>
-          <w:b w:val="0"/>
-          <w:i w:val="0"/>
-          <w:sz w:val="22"/>
-        </w:rPr>
-        <w:t>E o telhado da paróquia, Dalva? Terminaram?</w:t>
-      </w:r>
-    </w:p>
-    <w:p>
-      <w:pPr>
-        <w:spacing w:before="0" w:after="110" w:line="300" w:lineRule="auto"/>
-      </w:pPr>
-      <w:r>
-        <w:rPr>
-          <w:rFonts w:ascii="Times New Roman" w:hAnsi="Times New Roman" w:eastAsia="Malgun Gothic"/>
-          <w:b/>
-          <w:i w:val="0"/>
-          <w:sz w:val="22"/>
-        </w:rPr>
-        <w:t xml:space="preserve">Dalva: </w:t>
-      </w:r>
-      <w:r>
-        <w:rPr>
-          <w:rFonts w:ascii="Times New Roman" w:hAnsi="Times New Roman" w:eastAsia="Malgun Gothic"/>
-          <w:b w:val="0"/>
-          <w:i w:val="0"/>
-          <w:sz w:val="22"/>
-        </w:rPr>
-        <w:t>Terminaram! Com a vaquinha e mais a quermesse de outubro. O padre agora fala o sermão todo, sem guarda-chuva. Ficou até mais comprido.</w:t>
-      </w:r>
-    </w:p>
-    <w:p>
-      <w:pPr>
-        <w:spacing w:before="0" w:after="110" w:line="300" w:lineRule="auto"/>
-      </w:pPr>
-      <w:r>
-        <w:rPr>
-          <w:rFonts w:ascii="Times New Roman" w:hAnsi="Times New Roman" w:eastAsia="Malgun Gothic"/>
-          <w:b/>
-          <w:i w:val="0"/>
-          <w:sz w:val="22"/>
-        </w:rPr>
-        <w:t xml:space="preserve">Nivaldo: </w:t>
-      </w:r>
-      <w:r>
-        <w:rPr>
-          <w:rFonts w:ascii="Times New Roman" w:hAnsi="Times New Roman" w:eastAsia="Malgun Gothic"/>
-          <w:b w:val="0"/>
-          <w:i w:val="0"/>
-          <w:sz w:val="22"/>
-        </w:rPr>
-        <w:t>Tá vendo? Eu disse. Era melhor com goteira.</w:t>
-      </w:r>
-    </w:p>
-    <w:p>
-      <w:pPr>
-        <w:spacing w:before="0" w:after="110" w:line="300" w:lineRule="auto"/>
-      </w:pPr>
-      <w:r>
-        <w:rPr>
-          <w:rFonts w:ascii="Times New Roman" w:hAnsi="Times New Roman" w:eastAsia="Malgun Gothic"/>
-          <w:b/>
-          <w:i w:val="0"/>
-          <w:sz w:val="22"/>
-        </w:rPr>
-        <w:t xml:space="preserve">Ana: </w:t>
-      </w:r>
-      <w:r>
-        <w:rPr>
-          <w:rFonts w:ascii="Times New Roman" w:hAnsi="Times New Roman" w:eastAsia="Malgun Gothic"/>
-          <w:b w:val="0"/>
-          <w:i w:val="0"/>
-          <w:sz w:val="22"/>
-        </w:rPr>
-        <w:t>Nivaldo!</w:t>
+        <w:t>Porque ele não guardava raiva de gente moça. Dizia que gente moça ainda pode mudar de lado. Gente velha só pode mudar de cadeira.</w:t>
       </w:r>
     </w:p>
     <w:p>
@@ -2177,7 +1825,7 @@
           <w:color w:val="555555"/>
           <w:sz w:val="22"/>
         </w:rPr>
-        <w:t>(rindo baixo)</w:t>
+        <w:t>(olha a lasca na borda)</w:t>
       </w:r>
       <w:r>
         <w:rPr>
@@ -2186,7 +1834,7 @@
           <w:i w:val="0"/>
           <w:sz w:val="22"/>
         </w:rPr>
-        <w:t xml:space="preserve"> O pai não muda.</w:t>
+        <w:t xml:space="preserve"> Como ela lascou?</w:t>
       </w:r>
     </w:p>
     <w:p>
@@ -2200,7 +1848,7 @@
           <w:i w:val="0"/>
           <w:sz w:val="22"/>
         </w:rPr>
-        <w:t xml:space="preserve">Dalva: </w:t>
+        <w:t xml:space="preserve">Zoraide: </w:t>
       </w:r>
       <w:r>
         <w:rPr>
@@ -2209,7 +1857,7 @@
           <w:i w:val="0"/>
           <w:sz w:val="22"/>
         </w:rPr>
-        <w:t>Rafinha, e esse relógio da minha cozinha, que teu pai consertou em agosto e parou de novo? Nivaldo, você me deve um relógio.</w:t>
+        <w:t>Num despejo, em oitenta e sete. Um oficial de justiça bateu na mesa. Ele colou o pires, a xícara ficou assim. Disse que era pra lembrar que ninguém sai inteiro.</w:t>
       </w:r>
     </w:p>
     <w:p>
@@ -2223,7 +1871,7 @@
           <w:i w:val="0"/>
           <w:sz w:val="22"/>
         </w:rPr>
-        <w:t xml:space="preserve">Nivaldo: </w:t>
+        <w:t xml:space="preserve">Rafa: </w:t>
       </w:r>
       <w:r>
         <w:rPr>
@@ -2232,7 +1880,7 @@
           <w:i w:val="0"/>
           <w:sz w:val="22"/>
         </w:rPr>
-        <w:t>Eu consertei o relógio. Quem não troca a pilha é você.</w:t>
+        <w:t>Obrigado, dona Zoraide.</w:t>
       </w:r>
     </w:p>
     <w:p>
@@ -2246,7 +1894,7 @@
           <w:i w:val="0"/>
           <w:sz w:val="22"/>
         </w:rPr>
-        <w:t xml:space="preserve">Dalva: </w:t>
+        <w:t xml:space="preserve">Zoraide: </w:t>
       </w:r>
       <w:r>
         <w:rPr>
@@ -2255,45 +1903,29 @@
           <w:i w:val="0"/>
           <w:sz w:val="22"/>
         </w:rPr>
-        <w:t>Pilha? Tinha pilha?</w:t>
+        <w:t>Não agradece. Usa.</w:t>
       </w:r>
     </w:p>
     <w:p>
       <w:pPr>
-        <w:spacing w:before="0" w:after="110" w:line="300" w:lineRule="auto"/>
+        <w:keepNext/>
+        <w:spacing w:before="320" w:after="140"/>
       </w:pPr>
       <w:r>
         <w:rPr>
           <w:rFonts w:ascii="Times New Roman" w:hAnsi="Times New Roman" w:eastAsia="Malgun Gothic"/>
           <w:b/>
           <w:i w:val="0"/>
-          <w:sz w:val="22"/>
-        </w:rPr>
-        <w:t xml:space="preserve">Nivaldo: </w:t>
-      </w:r>
-      <w:r>
-        <w:rPr>
-          <w:rFonts w:ascii="Times New Roman" w:hAnsi="Times New Roman" w:eastAsia="Malgun Gothic"/>
-          <w:b w:val="0"/>
-          <w:i w:val="0"/>
-          <w:sz w:val="22"/>
-        </w:rPr>
-        <w:t>Dalva, todo relógio tem pilha, pelo amor de Deus.</w:t>
+          <w:color w:val="1F3864"/>
+          <w:sz w:val="26"/>
+        </w:rPr>
+        <w:t>장면 4 — 멘지스家 저녁 식탁</w:t>
       </w:r>
     </w:p>
     <w:p>
       <w:pPr>
         <w:spacing w:before="0" w:after="110" w:line="300" w:lineRule="auto"/>
       </w:pPr>
-      <w:r>
-        <w:rPr>
-          <w:rFonts w:ascii="Times New Roman" w:hAnsi="Times New Roman" w:eastAsia="Malgun Gothic"/>
-          <w:b/>
-          <w:i w:val="0"/>
-          <w:sz w:val="22"/>
-        </w:rPr>
-        <w:t xml:space="preserve">Ana: </w:t>
-      </w:r>
       <w:r>
         <w:rPr>
           <w:rFonts w:ascii="Times New Roman" w:hAnsi="Times New Roman" w:eastAsia="Malgun Gothic"/>
@@ -2302,16 +1934,7 @@
           <w:color w:val="555555"/>
           <w:sz w:val="22"/>
         </w:rPr>
-        <w:t>(servindo Rafa)</w:t>
-      </w:r>
-      <w:r>
-        <w:rPr>
-          <w:rFonts w:ascii="Times New Roman" w:hAnsi="Times New Roman" w:eastAsia="Malgun Gothic"/>
-          <w:b w:val="0"/>
-          <w:i w:val="0"/>
-          <w:sz w:val="22"/>
-        </w:rPr>
-        <w:t xml:space="preserve"> Come, filho. Tucunaré do seu Raimundo de novo. Ele soube que você estava aqui.</w:t>
+        <w:t>(Sábado à noite. Cozinha da casa dos pais. Panela de caldeirada de tucunaré no fogão, suco de cupuaçu na jarra. A xícara lascada está em cima da geladeira, embrulhada num pano de prato. Dona Dalva, comadre de Ana, chega com uma travessa coberta.)</w:t>
       </w:r>
     </w:p>
     <w:p>
@@ -2325,7 +1948,7 @@
           <w:i w:val="0"/>
           <w:sz w:val="22"/>
         </w:rPr>
-        <w:t xml:space="preserve">Rafa: </w:t>
+        <w:t xml:space="preserve">Dalva: </w:t>
       </w:r>
       <w:r>
         <w:rPr>
@@ -2334,7 +1957,7 @@
           <w:i w:val="0"/>
           <w:sz w:val="22"/>
         </w:rPr>
-        <w:t>Ele sempre sabe.</w:t>
+        <w:t>Ô de casa! Trouxe um bolo de macaxeira, que sei que em velório ninguém come direito.</w:t>
       </w:r>
     </w:p>
     <w:p>
@@ -2348,6 +1971,29 @@
           <w:i w:val="0"/>
           <w:sz w:val="22"/>
         </w:rPr>
+        <w:t xml:space="preserve">Ana: </w:t>
+      </w:r>
+      <w:r>
+        <w:rPr>
+          <w:rFonts w:ascii="Times New Roman" w:hAnsi="Times New Roman" w:eastAsia="Malgun Gothic"/>
+          <w:b w:val="0"/>
+          <w:i w:val="0"/>
+          <w:sz w:val="22"/>
+        </w:rPr>
+        <w:t>Dalva, você não devia se incomodar. Entra, senta. Tem caldeirada.</w:t>
+      </w:r>
+    </w:p>
+    <w:p>
+      <w:pPr>
+        <w:spacing w:before="0" w:after="110" w:line="300" w:lineRule="auto"/>
+      </w:pPr>
+      <w:r>
+        <w:rPr>
+          <w:rFonts w:ascii="Times New Roman" w:hAnsi="Times New Roman" w:eastAsia="Malgun Gothic"/>
+          <w:b/>
+          <w:i w:val="0"/>
+          <w:sz w:val="22"/>
+        </w:rPr>
         <w:t xml:space="preserve">Dalva: </w:t>
       </w:r>
       <w:r>
@@ -2357,7 +2003,7 @@
           <w:i w:val="0"/>
           <w:sz w:val="22"/>
         </w:rPr>
-        <w:t xml:space="preserve">Essa cidade sabe tudo, Rafinha. Sabe até o que ainda não aconteceu. </w:t>
+        <w:t xml:space="preserve">Não vou recusar caldeirada sua, que eu não sou doida. </w:t>
       </w:r>
       <w:r>
         <w:rPr>
@@ -2367,7 +2013,7 @@
           <w:color w:val="555555"/>
           <w:sz w:val="22"/>
         </w:rPr>
-        <w:t>(pausa, mais baixo)</w:t>
+        <w:t>(vê Rafa)</w:t>
       </w:r>
       <w:r>
         <w:rPr>
@@ -2376,7 +2022,7 @@
           <w:i w:val="0"/>
           <w:sz w:val="22"/>
         </w:rPr>
-        <w:t xml:space="preserve"> E sabe o que você fez pelo doutor Severino. Saiu no jornal.</w:t>
+        <w:t xml:space="preserve"> Rafinha! Que saudade, menino. Tá mais magro.</w:t>
       </w:r>
     </w:p>
     <w:p>
@@ -2390,39 +2036,7 @@
           <w:i w:val="0"/>
           <w:sz w:val="22"/>
         </w:rPr>
-        <w:t xml:space="preserve">Ana: </w:t>
-      </w:r>
-      <w:r>
-        <w:rPr>
-          <w:rFonts w:ascii="Times New Roman" w:hAnsi="Times New Roman" w:eastAsia="Malgun Gothic"/>
-          <w:b w:val="0"/>
-          <w:i w:val="0"/>
-          <w:sz w:val="22"/>
-        </w:rPr>
-        <w:t>Dalva...</w:t>
-      </w:r>
-    </w:p>
-    <w:p>
-      <w:pPr>
-        <w:spacing w:before="0" w:after="110" w:line="300" w:lineRule="auto"/>
-      </w:pPr>
-      <w:r>
-        <w:rPr>
-          <w:rFonts w:ascii="Times New Roman" w:hAnsi="Times New Roman" w:eastAsia="Malgun Gothic"/>
-          <w:b/>
-          <w:i w:val="0"/>
-          <w:sz w:val="22"/>
-        </w:rPr>
-        <w:t xml:space="preserve">Dalva: </w:t>
-      </w:r>
-      <w:r>
-        <w:rPr>
-          <w:rFonts w:ascii="Times New Roman" w:hAnsi="Times New Roman" w:eastAsia="Malgun Gothic"/>
-          <w:b w:val="0"/>
-          <w:i w:val="0"/>
-          <w:sz w:val="22"/>
-        </w:rPr>
-        <w:t xml:space="preserve">Tô só dizendo, Ana. Tem gente na rua que falou bonito. E tem gente que falou feio. </w:t>
+        <w:t xml:space="preserve">Rafa: </w:t>
       </w:r>
       <w:r>
         <w:rPr>
@@ -2432,7 +2046,7 @@
           <w:color w:val="555555"/>
           <w:sz w:val="22"/>
         </w:rPr>
-        <w:t>(levanta-se)</w:t>
+        <w:t>(levantando-se para abraçá-la)</w:t>
       </w:r>
       <w:r>
         <w:rPr>
@@ -2441,7 +2055,7 @@
           <w:i w:val="0"/>
           <w:sz w:val="22"/>
         </w:rPr>
-        <w:t xml:space="preserve"> Bom, vou nessa, que o bolo era só pra deixar. Me devolve a travessa depois.</w:t>
+        <w:t xml:space="preserve"> Todo mundo nesta cidade diz a mesma coisa, dona Dalva.</w:t>
       </w:r>
     </w:p>
     <w:p>
@@ -2455,7 +2069,7 @@
           <w:i w:val="0"/>
           <w:sz w:val="22"/>
         </w:rPr>
-        <w:t xml:space="preserve">Ana: </w:t>
+        <w:t xml:space="preserve">Dalva: </w:t>
       </w:r>
       <w:r>
         <w:rPr>
@@ -2464,7 +2078,7 @@
           <w:i w:val="0"/>
           <w:sz w:val="22"/>
         </w:rPr>
-        <w:t>Leva um pouco de caldeirada pro Zé Carlos.</w:t>
+        <w:t>Porque é verdade. São Paulo não dá comida, dá café com pão de queijo.</w:t>
       </w:r>
     </w:p>
     <w:p>
@@ -2478,7 +2092,7 @@
           <w:i w:val="0"/>
           <w:sz w:val="22"/>
         </w:rPr>
-        <w:t xml:space="preserve">Dalva: </w:t>
+        <w:t xml:space="preserve">Nivaldo: </w:t>
       </w:r>
       <w:r>
         <w:rPr>
@@ -2487,29 +2101,252 @@
           <w:i w:val="0"/>
           <w:sz w:val="22"/>
         </w:rPr>
-        <w:t>Levo, que ele não sabe fritar um ovo. Boa noite, gente. Rafinha, se cuida.</w:t>
+        <w:t>E cobra o olho da cara pelo café.</w:t>
       </w:r>
     </w:p>
     <w:p>
       <w:pPr>
-        <w:keepNext/>
-        <w:spacing w:before="320" w:after="140"/>
+        <w:spacing w:before="0" w:after="110" w:line="300" w:lineRule="auto"/>
       </w:pPr>
       <w:r>
         <w:rPr>
           <w:rFonts w:ascii="Times New Roman" w:hAnsi="Times New Roman" w:eastAsia="Malgun Gothic"/>
           <w:b/>
           <w:i w:val="0"/>
-          <w:color w:val="1F3864"/>
-          <w:sz w:val="26"/>
-        </w:rPr>
-        <w:t>장면 5 — 현관 계단, 아버지</w:t>
+          <w:sz w:val="22"/>
+        </w:rPr>
+        <w:t xml:space="preserve">Ana: </w:t>
+      </w:r>
+      <w:r>
+        <w:rPr>
+          <w:rFonts w:ascii="Times New Roman" w:hAnsi="Times New Roman" w:eastAsia="Malgun Gothic"/>
+          <w:b w:val="0"/>
+          <w:i w:val="0"/>
+          <w:sz w:val="22"/>
+        </w:rPr>
+        <w:t>Senta, todo mundo. Nivaldo, passa a farinha pra Dalva.</w:t>
       </w:r>
     </w:p>
     <w:p>
       <w:pPr>
         <w:spacing w:before="0" w:after="110" w:line="300" w:lineRule="auto"/>
       </w:pPr>
+      <w:r>
+        <w:rPr>
+          <w:rFonts w:ascii="Times New Roman" w:hAnsi="Times New Roman" w:eastAsia="Malgun Gothic"/>
+          <w:b/>
+          <w:i w:val="0"/>
+          <w:sz w:val="22"/>
+        </w:rPr>
+        <w:t xml:space="preserve">Dalva: </w:t>
+      </w:r>
+      <w:r>
+        <w:rPr>
+          <w:rFonts w:ascii="Times New Roman" w:hAnsi="Times New Roman" w:eastAsia="Malgun Gothic"/>
+          <w:b w:val="0"/>
+          <w:i w:val="0"/>
+          <w:sz w:val="22"/>
+        </w:rPr>
+        <w:t>Ana, você soube que a Jéssica está grávida? Casou em julho e já em junho do ano que vem tem neto!</w:t>
+      </w:r>
+    </w:p>
+    <w:p>
+      <w:pPr>
+        <w:spacing w:before="0" w:after="110" w:line="300" w:lineRule="auto"/>
+      </w:pPr>
+      <w:r>
+        <w:rPr>
+          <w:rFonts w:ascii="Times New Roman" w:hAnsi="Times New Roman" w:eastAsia="Malgun Gothic"/>
+          <w:b/>
+          <w:i w:val="0"/>
+          <w:sz w:val="22"/>
+        </w:rPr>
+        <w:t xml:space="preserve">Ana: </w:t>
+      </w:r>
+      <w:r>
+        <w:rPr>
+          <w:rFonts w:ascii="Times New Roman" w:hAnsi="Times New Roman" w:eastAsia="Malgun Gothic"/>
+          <w:b w:val="0"/>
+          <w:i w:val="0"/>
+          <w:sz w:val="22"/>
+        </w:rPr>
+        <w:t>Não brinca! A Jéssica? Que benção!</w:t>
+      </w:r>
+    </w:p>
+    <w:p>
+      <w:pPr>
+        <w:spacing w:before="0" w:after="110" w:line="300" w:lineRule="auto"/>
+      </w:pPr>
+      <w:r>
+        <w:rPr>
+          <w:rFonts w:ascii="Times New Roman" w:hAnsi="Times New Roman" w:eastAsia="Malgun Gothic"/>
+          <w:b/>
+          <w:i w:val="0"/>
+          <w:sz w:val="22"/>
+        </w:rPr>
+        <w:t xml:space="preserve">Dalva: </w:t>
+      </w:r>
+      <w:r>
+        <w:rPr>
+          <w:rFonts w:ascii="Times New Roman" w:hAnsi="Times New Roman" w:eastAsia="Malgun Gothic"/>
+          <w:b w:val="0"/>
+          <w:i w:val="0"/>
+          <w:sz w:val="22"/>
+        </w:rPr>
+        <w:t>Menina. Ela quer botar o nome de Valentina. Eu quero Maria das Graças, como a minha mãe. Ninguém me ouve.</w:t>
+      </w:r>
+    </w:p>
+    <w:p>
+      <w:pPr>
+        <w:spacing w:before="0" w:after="110" w:line="300" w:lineRule="auto"/>
+      </w:pPr>
+      <w:r>
+        <w:rPr>
+          <w:rFonts w:ascii="Times New Roman" w:hAnsi="Times New Roman" w:eastAsia="Malgun Gothic"/>
+          <w:b/>
+          <w:i w:val="0"/>
+          <w:sz w:val="22"/>
+        </w:rPr>
+        <w:t xml:space="preserve">Nivaldo: </w:t>
+      </w:r>
+      <w:r>
+        <w:rPr>
+          <w:rFonts w:ascii="Times New Roman" w:hAnsi="Times New Roman" w:eastAsia="Malgun Gothic"/>
+          <w:b w:val="0"/>
+          <w:i w:val="0"/>
+          <w:sz w:val="22"/>
+        </w:rPr>
+        <w:t>Maria das Graças numa criança de dois quilos? Coitada. Vai demorar pra aprender a escrever.</w:t>
+      </w:r>
+    </w:p>
+    <w:p>
+      <w:pPr>
+        <w:spacing w:before="0" w:after="110" w:line="300" w:lineRule="auto"/>
+      </w:pPr>
+      <w:r>
+        <w:rPr>
+          <w:rFonts w:ascii="Times New Roman" w:hAnsi="Times New Roman" w:eastAsia="Malgun Gothic"/>
+          <w:b/>
+          <w:i w:val="0"/>
+          <w:sz w:val="22"/>
+        </w:rPr>
+        <w:t xml:space="preserve">Dalva: </w:t>
+      </w:r>
+      <w:r>
+        <w:rPr>
+          <w:rFonts w:ascii="Times New Roman" w:hAnsi="Times New Roman" w:eastAsia="Malgun Gothic"/>
+          <w:b w:val="0"/>
+          <w:i w:val="0"/>
+          <w:sz w:val="22"/>
+        </w:rPr>
+        <w:t>Ô Nivaldo, cala a boca, que teu nome também não é curto!</w:t>
+      </w:r>
+    </w:p>
+    <w:p>
+      <w:pPr>
+        <w:spacing w:before="0" w:after="110" w:line="300" w:lineRule="auto"/>
+      </w:pPr>
+      <w:r>
+        <w:rPr>
+          <w:rFonts w:ascii="Times New Roman" w:hAnsi="Times New Roman" w:eastAsia="Malgun Gothic"/>
+          <w:b/>
+          <w:i w:val="0"/>
+          <w:sz w:val="22"/>
+        </w:rPr>
+        <w:t xml:space="preserve">Ana: </w:t>
+      </w:r>
+      <w:r>
+        <w:rPr>
+          <w:rFonts w:ascii="Times New Roman" w:hAnsi="Times New Roman" w:eastAsia="Malgun Gothic"/>
+          <w:b w:val="0"/>
+          <w:i w:val="0"/>
+          <w:sz w:val="22"/>
+        </w:rPr>
+        <w:t>E o telhado da paróquia, Dalva? Terminaram?</w:t>
+      </w:r>
+    </w:p>
+    <w:p>
+      <w:pPr>
+        <w:spacing w:before="0" w:after="110" w:line="300" w:lineRule="auto"/>
+      </w:pPr>
+      <w:r>
+        <w:rPr>
+          <w:rFonts w:ascii="Times New Roman" w:hAnsi="Times New Roman" w:eastAsia="Malgun Gothic"/>
+          <w:b/>
+          <w:i w:val="0"/>
+          <w:sz w:val="22"/>
+        </w:rPr>
+        <w:t xml:space="preserve">Dalva: </w:t>
+      </w:r>
+      <w:r>
+        <w:rPr>
+          <w:rFonts w:ascii="Times New Roman" w:hAnsi="Times New Roman" w:eastAsia="Malgun Gothic"/>
+          <w:b w:val="0"/>
+          <w:i w:val="0"/>
+          <w:sz w:val="22"/>
+        </w:rPr>
+        <w:t>Terminaram! Com a vaquinha e mais a quermesse de outubro. O padre agora fala o sermão todo, sem guarda-chuva. Ficou até mais comprido.</w:t>
+      </w:r>
+    </w:p>
+    <w:p>
+      <w:pPr>
+        <w:spacing w:before="0" w:after="110" w:line="300" w:lineRule="auto"/>
+      </w:pPr>
+      <w:r>
+        <w:rPr>
+          <w:rFonts w:ascii="Times New Roman" w:hAnsi="Times New Roman" w:eastAsia="Malgun Gothic"/>
+          <w:b/>
+          <w:i w:val="0"/>
+          <w:sz w:val="22"/>
+        </w:rPr>
+        <w:t xml:space="preserve">Nivaldo: </w:t>
+      </w:r>
+      <w:r>
+        <w:rPr>
+          <w:rFonts w:ascii="Times New Roman" w:hAnsi="Times New Roman" w:eastAsia="Malgun Gothic"/>
+          <w:b w:val="0"/>
+          <w:i w:val="0"/>
+          <w:sz w:val="22"/>
+        </w:rPr>
+        <w:t>Tá vendo? Eu disse. Era melhor com goteira.</w:t>
+      </w:r>
+    </w:p>
+    <w:p>
+      <w:pPr>
+        <w:spacing w:before="0" w:after="110" w:line="300" w:lineRule="auto"/>
+      </w:pPr>
+      <w:r>
+        <w:rPr>
+          <w:rFonts w:ascii="Times New Roman" w:hAnsi="Times New Roman" w:eastAsia="Malgun Gothic"/>
+          <w:b/>
+          <w:i w:val="0"/>
+          <w:sz w:val="22"/>
+        </w:rPr>
+        <w:t xml:space="preserve">Ana: </w:t>
+      </w:r>
+      <w:r>
+        <w:rPr>
+          <w:rFonts w:ascii="Times New Roman" w:hAnsi="Times New Roman" w:eastAsia="Malgun Gothic"/>
+          <w:b w:val="0"/>
+          <w:i w:val="0"/>
+          <w:sz w:val="22"/>
+        </w:rPr>
+        <w:t>Nivaldo!</w:t>
+      </w:r>
+    </w:p>
+    <w:p>
+      <w:pPr>
+        <w:spacing w:before="0" w:after="110" w:line="300" w:lineRule="auto"/>
+      </w:pPr>
+      <w:r>
+        <w:rPr>
+          <w:rFonts w:ascii="Times New Roman" w:hAnsi="Times New Roman" w:eastAsia="Malgun Gothic"/>
+          <w:b/>
+          <w:i w:val="0"/>
+          <w:sz w:val="22"/>
+        </w:rPr>
+        <w:t xml:space="preserve">Rafa: </w:t>
+      </w:r>
       <w:r>
         <w:rPr>
           <w:rFonts w:ascii="Times New Roman" w:hAnsi="Times New Roman" w:eastAsia="Malgun Gothic"/>
@@ -2518,7 +2355,16 @@
           <w:color w:val="555555"/>
           <w:sz w:val="22"/>
         </w:rPr>
-        <w:t>(Varanda, mais tarde. Nivaldo sentado no degrau, onde conversou com o filho em abril. Rafa sai com duas xícaras de café e dá a primeira ao pai.)</w:t>
+        <w:t>(rindo baixo)</w:t>
+      </w:r>
+      <w:r>
+        <w:rPr>
+          <w:rFonts w:ascii="Times New Roman" w:hAnsi="Times New Roman" w:eastAsia="Malgun Gothic"/>
+          <w:b w:val="0"/>
+          <w:i w:val="0"/>
+          <w:sz w:val="22"/>
+        </w:rPr>
+        <w:t xml:space="preserve"> O pai não muda.</w:t>
       </w:r>
     </w:p>
     <w:p>
@@ -2532,7 +2378,99 @@
           <w:i w:val="0"/>
           <w:sz w:val="22"/>
         </w:rPr>
+        <w:t xml:space="preserve">Dalva: </w:t>
+      </w:r>
+      <w:r>
+        <w:rPr>
+          <w:rFonts w:ascii="Times New Roman" w:hAnsi="Times New Roman" w:eastAsia="Malgun Gothic"/>
+          <w:b w:val="0"/>
+          <w:i w:val="0"/>
+          <w:sz w:val="22"/>
+        </w:rPr>
+        <w:t>Rafinha, e esse relógio da minha cozinha, que teu pai consertou em agosto e parou de novo? Nivaldo, você me deve um relógio.</w:t>
+      </w:r>
+    </w:p>
+    <w:p>
+      <w:pPr>
+        <w:spacing w:before="0" w:after="110" w:line="300" w:lineRule="auto"/>
+      </w:pPr>
+      <w:r>
+        <w:rPr>
+          <w:rFonts w:ascii="Times New Roman" w:hAnsi="Times New Roman" w:eastAsia="Malgun Gothic"/>
+          <w:b/>
+          <w:i w:val="0"/>
+          <w:sz w:val="22"/>
+        </w:rPr>
         <w:t xml:space="preserve">Nivaldo: </w:t>
+      </w:r>
+      <w:r>
+        <w:rPr>
+          <w:rFonts w:ascii="Times New Roman" w:hAnsi="Times New Roman" w:eastAsia="Malgun Gothic"/>
+          <w:b w:val="0"/>
+          <w:i w:val="0"/>
+          <w:sz w:val="22"/>
+        </w:rPr>
+        <w:t>Eu consertei o relógio. Quem não troca a pilha é você.</w:t>
+      </w:r>
+    </w:p>
+    <w:p>
+      <w:pPr>
+        <w:spacing w:before="0" w:after="110" w:line="300" w:lineRule="auto"/>
+      </w:pPr>
+      <w:r>
+        <w:rPr>
+          <w:rFonts w:ascii="Times New Roman" w:hAnsi="Times New Roman" w:eastAsia="Malgun Gothic"/>
+          <w:b/>
+          <w:i w:val="0"/>
+          <w:sz w:val="22"/>
+        </w:rPr>
+        <w:t xml:space="preserve">Dalva: </w:t>
+      </w:r>
+      <w:r>
+        <w:rPr>
+          <w:rFonts w:ascii="Times New Roman" w:hAnsi="Times New Roman" w:eastAsia="Malgun Gothic"/>
+          <w:b w:val="0"/>
+          <w:i w:val="0"/>
+          <w:sz w:val="22"/>
+        </w:rPr>
+        <w:t>Pilha? Tinha pilha?</w:t>
+      </w:r>
+    </w:p>
+    <w:p>
+      <w:pPr>
+        <w:spacing w:before="0" w:after="110" w:line="300" w:lineRule="auto"/>
+      </w:pPr>
+      <w:r>
+        <w:rPr>
+          <w:rFonts w:ascii="Times New Roman" w:hAnsi="Times New Roman" w:eastAsia="Malgun Gothic"/>
+          <w:b/>
+          <w:i w:val="0"/>
+          <w:sz w:val="22"/>
+        </w:rPr>
+        <w:t xml:space="preserve">Nivaldo: </w:t>
+      </w:r>
+      <w:r>
+        <w:rPr>
+          <w:rFonts w:ascii="Times New Roman" w:hAnsi="Times New Roman" w:eastAsia="Malgun Gothic"/>
+          <w:b w:val="0"/>
+          <w:i w:val="0"/>
+          <w:sz w:val="22"/>
+        </w:rPr>
+        <w:t>Dalva, todo relógio tem pilha, pelo amor de Deus.</w:t>
+      </w:r>
+    </w:p>
+    <w:p>
+      <w:pPr>
+        <w:spacing w:before="0" w:after="110" w:line="300" w:lineRule="auto"/>
+      </w:pPr>
+      <w:r>
+        <w:rPr>
+          <w:rFonts w:ascii="Times New Roman" w:hAnsi="Times New Roman" w:eastAsia="Malgun Gothic"/>
+          <w:b/>
+          <w:i w:val="0"/>
+          <w:sz w:val="22"/>
+        </w:rPr>
+        <w:t xml:space="preserve">Ana: </w:t>
       </w:r>
       <w:r>
         <w:rPr>
@@ -2542,7 +2480,7 @@
           <w:color w:val="555555"/>
           <w:sz w:val="22"/>
         </w:rPr>
-        <w:t>(pega a xícara, olha para ela, depois para o filho)</w:t>
+        <w:t>(servindo Rafa)</w:t>
       </w:r>
       <w:r>
         <w:rPr>
@@ -2551,7 +2489,7 @@
           <w:i w:val="0"/>
           <w:sz w:val="22"/>
         </w:rPr>
-        <w:t xml:space="preserve"> Desde quando você serve primeiro?</w:t>
+        <w:t xml:space="preserve"> Come, filho. Tucunaré do seu Raimundo de novo. Ele soube que você estava aqui.</w:t>
       </w:r>
     </w:p>
     <w:p>
@@ -2574,7 +2512,7 @@
           <w:i w:val="0"/>
           <w:sz w:val="22"/>
         </w:rPr>
-        <w:t>Desde ontem, eu acho.</w:t>
+        <w:t>Ele sempre sabe.</w:t>
       </w:r>
     </w:p>
     <w:p>
@@ -2588,7 +2526,7 @@
           <w:i w:val="0"/>
           <w:sz w:val="22"/>
         </w:rPr>
-        <w:t xml:space="preserve">Nivaldo: </w:t>
+        <w:t xml:space="preserve">Dalva: </w:t>
       </w:r>
       <w:r>
         <w:rPr>
@@ -2597,7 +2535,7 @@
           <w:i w:val="0"/>
           <w:sz w:val="22"/>
         </w:rPr>
-        <w:t xml:space="preserve">Humm. </w:t>
+        <w:t xml:space="preserve">Essa cidade sabe tudo, Rafinha. Sabe até o que ainda não aconteceu. </w:t>
       </w:r>
       <w:r>
         <w:rPr>
@@ -2607,7 +2545,7 @@
           <w:color w:val="555555"/>
           <w:sz w:val="22"/>
         </w:rPr>
-        <w:t>(bebe)</w:t>
+        <w:t>(pausa, mais baixo)</w:t>
       </w:r>
       <w:r>
         <w:rPr>
@@ -2616,7 +2554,7 @@
           <w:i w:val="0"/>
           <w:sz w:val="22"/>
         </w:rPr>
-        <w:t xml:space="preserve"> A Dalva tem razão. Tem gente falando feio. O encarregado da fundição veio me perguntar se meu filho tinha virado comunista.</w:t>
+        <w:t xml:space="preserve"> E sabe o que você fez pelo doutor Severino. Saiu no jornal.</w:t>
       </w:r>
     </w:p>
     <w:p>
@@ -2630,7 +2568,7 @@
           <w:i w:val="0"/>
           <w:sz w:val="22"/>
         </w:rPr>
-        <w:t xml:space="preserve">Rafa: </w:t>
+        <w:t xml:space="preserve">Ana: </w:t>
       </w:r>
       <w:r>
         <w:rPr>
@@ -2639,7 +2577,7 @@
           <w:i w:val="0"/>
           <w:sz w:val="22"/>
         </w:rPr>
-        <w:t>E o senhor disse o quê?</w:t>
+        <w:t>Dalva...</w:t>
       </w:r>
     </w:p>
     <w:p>
@@ -2653,7 +2591,7 @@
           <w:i w:val="0"/>
           <w:sz w:val="22"/>
         </w:rPr>
-        <w:t xml:space="preserve">Nivaldo: </w:t>
+        <w:t xml:space="preserve">Dalva: </w:t>
       </w:r>
       <w:r>
         <w:rPr>
@@ -2662,7 +2600,7 @@
           <w:i w:val="0"/>
           <w:sz w:val="22"/>
         </w:rPr>
-        <w:t xml:space="preserve">Disse que meu filho é advogado da Prado. </w:t>
+        <w:t xml:space="preserve">Tô só dizendo, Ana. Tem gente na rua que falou bonito. E tem gente que falou feio. </w:t>
       </w:r>
       <w:r>
         <w:rPr>
@@ -2672,7 +2610,7 @@
           <w:color w:val="555555"/>
           <w:sz w:val="22"/>
         </w:rPr>
-        <w:t>(pausa)</w:t>
+        <w:t>(levanta-se)</w:t>
       </w:r>
       <w:r>
         <w:rPr>
@@ -2681,7 +2619,7 @@
           <w:i w:val="0"/>
           <w:sz w:val="22"/>
         </w:rPr>
-        <w:t xml:space="preserve"> É ou não é?</w:t>
+        <w:t xml:space="preserve"> Bom, vou nessa, que o bolo era só pra deixar. Me devolve a travessa depois.</w:t>
       </w:r>
     </w:p>
     <w:p>
@@ -2695,7 +2633,7 @@
           <w:i w:val="0"/>
           <w:sz w:val="22"/>
         </w:rPr>
-        <w:t xml:space="preserve">Rafa: </w:t>
+        <w:t xml:space="preserve">Ana: </w:t>
       </w:r>
       <w:r>
         <w:rPr>
@@ -2704,7 +2642,7 @@
           <w:i w:val="0"/>
           <w:sz w:val="22"/>
         </w:rPr>
-        <w:t>Até o fim do mês. Eu vou pedir demissão, pai.</w:t>
+        <w:t>Leva um pouco de caldeirada pro Zé Carlos.</w:t>
       </w:r>
     </w:p>
     <w:p>
@@ -2718,8 +2656,38 @@
           <w:i w:val="0"/>
           <w:sz w:val="22"/>
         </w:rPr>
-        <w:t xml:space="preserve">Nivaldo: </w:t>
-      </w:r>
+        <w:t xml:space="preserve">Dalva: </w:t>
+      </w:r>
+      <w:r>
+        <w:rPr>
+          <w:rFonts w:ascii="Times New Roman" w:hAnsi="Times New Roman" w:eastAsia="Malgun Gothic"/>
+          <w:b w:val="0"/>
+          <w:i w:val="0"/>
+          <w:sz w:val="22"/>
+        </w:rPr>
+        <w:t>Levo, que ele não sabe fritar um ovo. Boa noite, gente. Rafinha, se cuida.</w:t>
+      </w:r>
+    </w:p>
+    <w:p>
+      <w:pPr>
+        <w:keepNext/>
+        <w:spacing w:before="320" w:after="140"/>
+      </w:pPr>
+      <w:r>
+        <w:rPr>
+          <w:rFonts w:ascii="Times New Roman" w:hAnsi="Times New Roman" w:eastAsia="Malgun Gothic"/>
+          <w:b/>
+          <w:i w:val="0"/>
+          <w:color w:val="1F3864"/>
+          <w:sz w:val="26"/>
+        </w:rPr>
+        <w:t>장면 5 — 현관 계단, 아버지</w:t>
+      </w:r>
+    </w:p>
+    <w:p>
+      <w:pPr>
+        <w:spacing w:before="0" w:after="110" w:line="300" w:lineRule="auto"/>
+      </w:pPr>
       <w:r>
         <w:rPr>
           <w:rFonts w:ascii="Times New Roman" w:hAnsi="Times New Roman" w:eastAsia="Malgun Gothic"/>
@@ -2728,177 +2696,7 @@
           <w:color w:val="555555"/>
           <w:sz w:val="22"/>
         </w:rPr>
-        <w:t>(põe a xícara no degrau)</w:t>
-      </w:r>
-      <w:r>
-        <w:rPr>
-          <w:rFonts w:ascii="Times New Roman" w:hAnsi="Times New Roman" w:eastAsia="Malgun Gothic"/>
-          <w:b w:val="0"/>
-          <w:i w:val="0"/>
-          <w:sz w:val="22"/>
-        </w:rPr>
-        <w:t xml:space="preserve"> Não.</w:t>
-      </w:r>
-    </w:p>
-    <w:p>
-      <w:pPr>
-        <w:spacing w:before="0" w:after="110" w:line="300" w:lineRule="auto"/>
-      </w:pPr>
-      <w:r>
-        <w:rPr>
-          <w:rFonts w:ascii="Times New Roman" w:hAnsi="Times New Roman" w:eastAsia="Malgun Gothic"/>
-          <w:b/>
-          <w:i w:val="0"/>
-          <w:sz w:val="22"/>
-        </w:rPr>
-        <w:t xml:space="preserve">Rafa: </w:t>
-      </w:r>
-      <w:r>
-        <w:rPr>
-          <w:rFonts w:ascii="Times New Roman" w:hAnsi="Times New Roman" w:eastAsia="Malgun Gothic"/>
-          <w:b w:val="0"/>
-          <w:i w:val="0"/>
-          <w:sz w:val="22"/>
-        </w:rPr>
-        <w:t>Eu já escrevi a carta.</w:t>
-      </w:r>
-    </w:p>
-    <w:p>
-      <w:pPr>
-        <w:spacing w:before="0" w:after="110" w:line="300" w:lineRule="auto"/>
-      </w:pPr>
-      <w:r>
-        <w:rPr>
-          <w:rFonts w:ascii="Times New Roman" w:hAnsi="Times New Roman" w:eastAsia="Malgun Gothic"/>
-          <w:b/>
-          <w:i w:val="0"/>
-          <w:sz w:val="22"/>
-        </w:rPr>
-        <w:t xml:space="preserve">Nivaldo: </w:t>
-      </w:r>
-      <w:r>
-        <w:rPr>
-          <w:rFonts w:ascii="Times New Roman" w:hAnsi="Times New Roman" w:eastAsia="Malgun Gothic"/>
-          <w:b w:val="0"/>
-          <w:i w:val="0"/>
-          <w:sz w:val="22"/>
-        </w:rPr>
-        <w:t>Carta se rasga. Você está de cabeça quente, filho. Enterrou um homem ontem. Ninguém decide nada de cabeça quente.</w:t>
-      </w:r>
-    </w:p>
-    <w:p>
-      <w:pPr>
-        <w:spacing w:before="0" w:after="110" w:line="300" w:lineRule="auto"/>
-      </w:pPr>
-      <w:r>
-        <w:rPr>
-          <w:rFonts w:ascii="Times New Roman" w:hAnsi="Times New Roman" w:eastAsia="Malgun Gothic"/>
-          <w:b/>
-          <w:i w:val="0"/>
-          <w:sz w:val="22"/>
-        </w:rPr>
-        <w:t xml:space="preserve">Rafa: </w:t>
-      </w:r>
-      <w:r>
-        <w:rPr>
-          <w:rFonts w:ascii="Times New Roman" w:hAnsi="Times New Roman" w:eastAsia="Malgun Gothic"/>
-          <w:b w:val="0"/>
-          <w:i w:val="0"/>
-          <w:sz w:val="22"/>
-        </w:rPr>
-        <w:t>Eu estou decidindo de cabeça fria faz um mês. A cabeça quente foi quando eu assinei.</w:t>
-      </w:r>
-    </w:p>
-    <w:p>
-      <w:pPr>
-        <w:spacing w:before="0" w:after="110" w:line="300" w:lineRule="auto"/>
-      </w:pPr>
-      <w:r>
-        <w:rPr>
-          <w:rFonts w:ascii="Times New Roman" w:hAnsi="Times New Roman" w:eastAsia="Malgun Gothic"/>
-          <w:b/>
-          <w:i w:val="0"/>
-          <w:sz w:val="22"/>
-        </w:rPr>
-        <w:t xml:space="preserve">Nivaldo: </w:t>
-      </w:r>
-      <w:r>
-        <w:rPr>
-          <w:rFonts w:ascii="Times New Roman" w:hAnsi="Times New Roman" w:eastAsia="Malgun Gothic"/>
-          <w:b w:val="0"/>
-          <w:i w:val="0"/>
-          <w:sz w:val="22"/>
-        </w:rPr>
-        <w:t>Rafael, escuta teu pai. Você é o primeiro Mendes com diploma. Tem salário que eu não ganhei em dez anos. Vão te fazer sócio em dezembro. Você vai trocar o certo pelo duvidoso?</w:t>
-      </w:r>
-    </w:p>
-    <w:p>
-      <w:pPr>
-        <w:spacing w:before="0" w:after="110" w:line="300" w:lineRule="auto"/>
-      </w:pPr>
-      <w:r>
-        <w:rPr>
-          <w:rFonts w:ascii="Times New Roman" w:hAnsi="Times New Roman" w:eastAsia="Malgun Gothic"/>
-          <w:b/>
-          <w:i w:val="0"/>
-          <w:sz w:val="22"/>
-        </w:rPr>
-        <w:t xml:space="preserve">Rafa: </w:t>
-      </w:r>
-      <w:r>
-        <w:rPr>
-          <w:rFonts w:ascii="Times New Roman" w:hAnsi="Times New Roman" w:eastAsia="Malgun Gothic"/>
-          <w:b w:val="0"/>
-          <w:i w:val="0"/>
-          <w:sz w:val="22"/>
-        </w:rPr>
-        <w:t>O certo era um homem de setenta anos preso com um papel falso que eu assinei.</w:t>
-      </w:r>
-    </w:p>
-    <w:p>
-      <w:pPr>
-        <w:spacing w:before="0" w:after="110" w:line="300" w:lineRule="auto"/>
-      </w:pPr>
-      <w:r>
-        <w:rPr>
-          <w:rFonts w:ascii="Times New Roman" w:hAnsi="Times New Roman" w:eastAsia="Malgun Gothic"/>
-          <w:b/>
-          <w:i w:val="0"/>
-          <w:sz w:val="22"/>
-        </w:rPr>
-        <w:t xml:space="preserve">Nivaldo: </w:t>
-      </w:r>
-      <w:r>
-        <w:rPr>
-          <w:rFonts w:ascii="Times New Roman" w:hAnsi="Times New Roman" w:eastAsia="Malgun Gothic"/>
-          <w:b w:val="0"/>
-          <w:i w:val="0"/>
-          <w:sz w:val="22"/>
-        </w:rPr>
-        <w:t>E você já consertou isso! Foi ao juiz, saiu no jornal. Pronto. Agora volta pro teu lugar. O que mais você quer?</w:t>
-      </w:r>
-    </w:p>
-    <w:p>
-      <w:pPr>
-        <w:spacing w:before="0" w:after="110" w:line="300" w:lineRule="auto"/>
-      </w:pPr>
-      <w:r>
-        <w:rPr>
-          <w:rFonts w:ascii="Times New Roman" w:hAnsi="Times New Roman" w:eastAsia="Malgun Gothic"/>
-          <w:b/>
-          <w:i w:val="0"/>
-          <w:sz w:val="22"/>
-        </w:rPr>
-        <w:t xml:space="preserve">Rafa: </w:t>
-      </w:r>
-      <w:r>
-        <w:rPr>
-          <w:rFonts w:ascii="Times New Roman" w:hAnsi="Times New Roman" w:eastAsia="Malgun Gothic"/>
-          <w:b w:val="0"/>
-          <w:i w:val="0"/>
-          <w:sz w:val="22"/>
-        </w:rPr>
-        <w:t>Não quero mais escrever que o Cícero pisou errado. Que o Fabiano calculou errado. Que o mercúrio veio do garimpo.</w:t>
+        <w:t>(Varanda, mais tarde. Nivaldo sentado no degrau, onde conversou com o filho em abril. Rafa sai com duas xícaras de café e dá a primeira ao pai.)</w:t>
       </w:r>
     </w:p>
     <w:p>
@@ -2922,7 +2720,7 @@
           <w:color w:val="555555"/>
           <w:sz w:val="22"/>
         </w:rPr>
-        <w:t>(baixo)</w:t>
+        <w:t>(pega a xícara, olha para ela, depois para o filho)</w:t>
       </w:r>
       <w:r>
         <w:rPr>
@@ -2931,7 +2729,7 @@
           <w:i w:val="0"/>
           <w:sz w:val="22"/>
         </w:rPr>
-        <w:t xml:space="preserve"> Isso é o trabalho. Alguém vai escrever se você não escrever.</w:t>
+        <w:t xml:space="preserve"> Desde quando você serve primeiro?</w:t>
       </w:r>
     </w:p>
     <w:p>
@@ -2954,7 +2752,7 @@
           <w:i w:val="0"/>
           <w:sz w:val="22"/>
         </w:rPr>
-        <w:t>Vai. Mas não vou ser eu.</w:t>
+        <w:t>Desde ontem, eu acho.</w:t>
       </w:r>
     </w:p>
     <w:p>
@@ -2977,44 +2775,7 @@
           <w:i w:val="0"/>
           <w:sz w:val="22"/>
         </w:rPr>
-        <w:t>Você vai dar murro em ponta de faca, filho. O Prado é dono da cidade. O general, sei lá quem é esse general, você mesmo disse no telefone que ele liga de número escondido. Você vai cutucar onça com vara curta.</w:t>
-      </w:r>
-    </w:p>
-    <w:p>
-      <w:pPr>
-        <w:spacing w:before="0" w:after="110" w:line="300" w:lineRule="auto"/>
-      </w:pPr>
-      <w:r>
-        <w:rPr>
-          <w:rFonts w:ascii="Times New Roman" w:hAnsi="Times New Roman" w:eastAsia="Malgun Gothic"/>
-          <w:b/>
-          <w:i w:val="0"/>
-          <w:sz w:val="22"/>
-        </w:rPr>
-        <w:t xml:space="preserve">Rafa: </w:t>
-      </w:r>
-      <w:r>
-        <w:rPr>
-          <w:rFonts w:ascii="Times New Roman" w:hAnsi="Times New Roman" w:eastAsia="Malgun Gothic"/>
-          <w:b w:val="0"/>
-          <w:i w:val="0"/>
-          <w:sz w:val="22"/>
-        </w:rPr>
-        <w:t>O senhor me contou do Zé Bento em abril.</w:t>
-      </w:r>
-    </w:p>
-    <w:p>
-      <w:pPr>
-        <w:spacing w:before="0" w:after="110" w:line="300" w:lineRule="auto"/>
-      </w:pPr>
-      <w:r>
-        <w:rPr>
-          <w:rFonts w:ascii="Times New Roman" w:hAnsi="Times New Roman" w:eastAsia="Malgun Gothic"/>
-          <w:b/>
-          <w:i w:val="0"/>
-          <w:sz w:val="22"/>
-        </w:rPr>
-        <w:t xml:space="preserve">Nivaldo: </w:t>
+        <w:t xml:space="preserve">Humm. </w:t>
       </w:r>
       <w:r>
         <w:rPr>
@@ -3024,7 +2785,16 @@
           <w:color w:val="555555"/>
           <w:sz w:val="22"/>
         </w:rPr>
-        <w:t>(fica em silêncio)</w:t>
+        <w:t>(bebe)</w:t>
+      </w:r>
+      <w:r>
+        <w:rPr>
+          <w:rFonts w:ascii="Times New Roman" w:hAnsi="Times New Roman" w:eastAsia="Malgun Gothic"/>
+          <w:b w:val="0"/>
+          <w:i w:val="0"/>
+          <w:sz w:val="22"/>
+        </w:rPr>
+        <w:t xml:space="preserve"> A Dalva tem razão. Tem gente falando feio. O encarregado da fundição veio me perguntar se meu filho tinha virado comunista.</w:t>
       </w:r>
     </w:p>
     <w:p>
@@ -3047,7 +2817,481 @@
           <w:i w:val="0"/>
           <w:sz w:val="22"/>
         </w:rPr>
+        <w:t>E o senhor disse o quê?</w:t>
+      </w:r>
+    </w:p>
+    <w:p>
+      <w:pPr>
+        <w:spacing w:before="0" w:after="110" w:line="300" w:lineRule="auto"/>
+      </w:pPr>
+      <w:r>
+        <w:rPr>
+          <w:rFonts w:ascii="Times New Roman" w:hAnsi="Times New Roman" w:eastAsia="Malgun Gothic"/>
+          <w:b/>
+          <w:i w:val="0"/>
+          <w:sz w:val="22"/>
+        </w:rPr>
+        <w:t xml:space="preserve">Nivaldo: </w:t>
+      </w:r>
+      <w:r>
+        <w:rPr>
+          <w:rFonts w:ascii="Times New Roman" w:hAnsi="Times New Roman" w:eastAsia="Malgun Gothic"/>
+          <w:b w:val="0"/>
+          <w:i w:val="0"/>
+          <w:sz w:val="22"/>
+        </w:rPr>
+        <w:t xml:space="preserve">Disse que meu filho é advogado da Prado. </w:t>
+      </w:r>
+      <w:r>
+        <w:rPr>
+          <w:rFonts w:ascii="Times New Roman" w:hAnsi="Times New Roman" w:eastAsia="Malgun Gothic"/>
+          <w:b w:val="0"/>
+          <w:i/>
+          <w:color w:val="555555"/>
+          <w:sz w:val="22"/>
+        </w:rPr>
+        <w:t>(pausa)</w:t>
+      </w:r>
+      <w:r>
+        <w:rPr>
+          <w:rFonts w:ascii="Times New Roman" w:hAnsi="Times New Roman" w:eastAsia="Malgun Gothic"/>
+          <w:b w:val="0"/>
+          <w:i w:val="0"/>
+          <w:sz w:val="22"/>
+        </w:rPr>
+        <w:t xml:space="preserve"> É ou não é?</w:t>
+      </w:r>
+    </w:p>
+    <w:p>
+      <w:pPr>
+        <w:spacing w:before="0" w:after="110" w:line="300" w:lineRule="auto"/>
+      </w:pPr>
+      <w:r>
+        <w:rPr>
+          <w:rFonts w:ascii="Times New Roman" w:hAnsi="Times New Roman" w:eastAsia="Malgun Gothic"/>
+          <w:b/>
+          <w:i w:val="0"/>
+          <w:sz w:val="22"/>
+        </w:rPr>
+        <w:t xml:space="preserve">Rafa: </w:t>
+      </w:r>
+      <w:r>
+        <w:rPr>
+          <w:rFonts w:ascii="Times New Roman" w:hAnsi="Times New Roman" w:eastAsia="Malgun Gothic"/>
+          <w:b w:val="0"/>
+          <w:i w:val="0"/>
+          <w:sz w:val="22"/>
+        </w:rPr>
+        <w:t>Até o fim do mês. Eu vou pedir demissão, pai.</w:t>
+      </w:r>
+    </w:p>
+    <w:p>
+      <w:pPr>
+        <w:spacing w:before="0" w:after="110" w:line="300" w:lineRule="auto"/>
+      </w:pPr>
+      <w:r>
+        <w:rPr>
+          <w:rFonts w:ascii="Times New Roman" w:hAnsi="Times New Roman" w:eastAsia="Malgun Gothic"/>
+          <w:b/>
+          <w:i w:val="0"/>
+          <w:sz w:val="22"/>
+        </w:rPr>
+        <w:t xml:space="preserve">Nivaldo: </w:t>
+      </w:r>
+      <w:r>
+        <w:rPr>
+          <w:rFonts w:ascii="Times New Roman" w:hAnsi="Times New Roman" w:eastAsia="Malgun Gothic"/>
+          <w:b w:val="0"/>
+          <w:i/>
+          <w:color w:val="555555"/>
+          <w:sz w:val="22"/>
+        </w:rPr>
+        <w:t>(põe a xícara no degrau)</w:t>
+      </w:r>
+      <w:r>
+        <w:rPr>
+          <w:rFonts w:ascii="Times New Roman" w:hAnsi="Times New Roman" w:eastAsia="Malgun Gothic"/>
+          <w:b w:val="0"/>
+          <w:i w:val="0"/>
+          <w:sz w:val="22"/>
+        </w:rPr>
+        <w:t xml:space="preserve"> Não.</w:t>
+      </w:r>
+    </w:p>
+    <w:p>
+      <w:pPr>
+        <w:spacing w:before="0" w:after="110" w:line="300" w:lineRule="auto"/>
+      </w:pPr>
+      <w:r>
+        <w:rPr>
+          <w:rFonts w:ascii="Times New Roman" w:hAnsi="Times New Roman" w:eastAsia="Malgun Gothic"/>
+          <w:b/>
+          <w:i w:val="0"/>
+          <w:sz w:val="22"/>
+        </w:rPr>
+        <w:t xml:space="preserve">Rafa: </w:t>
+      </w:r>
+      <w:r>
+        <w:rPr>
+          <w:rFonts w:ascii="Times New Roman" w:hAnsi="Times New Roman" w:eastAsia="Malgun Gothic"/>
+          <w:b w:val="0"/>
+          <w:i w:val="0"/>
+          <w:sz w:val="22"/>
+        </w:rPr>
+        <w:t>Eu já escrevi a carta.</w:t>
+      </w:r>
+    </w:p>
+    <w:p>
+      <w:pPr>
+        <w:spacing w:before="0" w:after="110" w:line="300" w:lineRule="auto"/>
+      </w:pPr>
+      <w:r>
+        <w:rPr>
+          <w:rFonts w:ascii="Times New Roman" w:hAnsi="Times New Roman" w:eastAsia="Malgun Gothic"/>
+          <w:b/>
+          <w:i w:val="0"/>
+          <w:sz w:val="22"/>
+        </w:rPr>
+        <w:t xml:space="preserve">Nivaldo: </w:t>
+      </w:r>
+      <w:r>
+        <w:rPr>
+          <w:rFonts w:ascii="Times New Roman" w:hAnsi="Times New Roman" w:eastAsia="Malgun Gothic"/>
+          <w:b w:val="0"/>
+          <w:i w:val="0"/>
+          <w:sz w:val="22"/>
+        </w:rPr>
+        <w:t>Carta se rasga. Você está de cabeça quente, filho. Enterrou um homem ontem. Ninguém decide nada de cabeça quente.</w:t>
+      </w:r>
+    </w:p>
+    <w:p>
+      <w:pPr>
+        <w:spacing w:before="0" w:after="110" w:line="300" w:lineRule="auto"/>
+      </w:pPr>
+      <w:r>
+        <w:rPr>
+          <w:rFonts w:ascii="Times New Roman" w:hAnsi="Times New Roman" w:eastAsia="Malgun Gothic"/>
+          <w:b/>
+          <w:i w:val="0"/>
+          <w:sz w:val="22"/>
+        </w:rPr>
+        <w:t xml:space="preserve">Rafa: </w:t>
+      </w:r>
+      <w:r>
+        <w:rPr>
+          <w:rFonts w:ascii="Times New Roman" w:hAnsi="Times New Roman" w:eastAsia="Malgun Gothic"/>
+          <w:b w:val="0"/>
+          <w:i w:val="0"/>
+          <w:sz w:val="22"/>
+        </w:rPr>
+        <w:t>Eu estou decidindo de cabeça fria faz um mês. A cabeça quente foi quando eu assinei.</w:t>
+      </w:r>
+    </w:p>
+    <w:p>
+      <w:pPr>
+        <w:spacing w:before="0" w:after="110" w:line="300" w:lineRule="auto"/>
+      </w:pPr>
+      <w:r>
+        <w:rPr>
+          <w:rFonts w:ascii="Times New Roman" w:hAnsi="Times New Roman" w:eastAsia="Malgun Gothic"/>
+          <w:b/>
+          <w:i w:val="0"/>
+          <w:sz w:val="22"/>
+        </w:rPr>
+        <w:t xml:space="preserve">Nivaldo: </w:t>
+      </w:r>
+      <w:r>
+        <w:rPr>
+          <w:rFonts w:ascii="Times New Roman" w:hAnsi="Times New Roman" w:eastAsia="Malgun Gothic"/>
+          <w:b w:val="0"/>
+          <w:i w:val="0"/>
+          <w:sz w:val="22"/>
+        </w:rPr>
+        <w:t>Rafael, escuta teu pai. Você é o primeiro Mendes com diploma. Tem salário que eu não ganhei em dez anos. Vão te fazer sócio em dezembro. Você vai trocar o certo pelo duvidoso?</w:t>
+      </w:r>
+    </w:p>
+    <w:p>
+      <w:pPr>
+        <w:spacing w:before="0" w:after="110" w:line="300" w:lineRule="auto"/>
+      </w:pPr>
+      <w:r>
+        <w:rPr>
+          <w:rFonts w:ascii="Times New Roman" w:hAnsi="Times New Roman" w:eastAsia="Malgun Gothic"/>
+          <w:b/>
+          <w:i w:val="0"/>
+          <w:sz w:val="22"/>
+        </w:rPr>
+        <w:t xml:space="preserve">Rafa: </w:t>
+      </w:r>
+      <w:r>
+        <w:rPr>
+          <w:rFonts w:ascii="Times New Roman" w:hAnsi="Times New Roman" w:eastAsia="Malgun Gothic"/>
+          <w:b w:val="0"/>
+          <w:i w:val="0"/>
+          <w:sz w:val="22"/>
+        </w:rPr>
+        <w:t>O certo era um homem de setenta anos preso com um papel falso que eu assinei.</w:t>
+      </w:r>
+    </w:p>
+    <w:p>
+      <w:pPr>
+        <w:spacing w:before="0" w:after="110" w:line="300" w:lineRule="auto"/>
+      </w:pPr>
+      <w:r>
+        <w:rPr>
+          <w:rFonts w:ascii="Times New Roman" w:hAnsi="Times New Roman" w:eastAsia="Malgun Gothic"/>
+          <w:b/>
+          <w:i w:val="0"/>
+          <w:sz w:val="22"/>
+        </w:rPr>
+        <w:t xml:space="preserve">Nivaldo: </w:t>
+      </w:r>
+      <w:r>
+        <w:rPr>
+          <w:rFonts w:ascii="Times New Roman" w:hAnsi="Times New Roman" w:eastAsia="Malgun Gothic"/>
+          <w:b w:val="0"/>
+          <w:i w:val="0"/>
+          <w:sz w:val="22"/>
+        </w:rPr>
+        <w:t>E você já consertou isso! Foi ao juiz, saiu no jornal. Pronto. Agora volta pro teu lugar. O que mais você quer?</w:t>
+      </w:r>
+    </w:p>
+    <w:p>
+      <w:pPr>
+        <w:spacing w:before="0" w:after="110" w:line="300" w:lineRule="auto"/>
+      </w:pPr>
+      <w:r>
+        <w:rPr>
+          <w:rFonts w:ascii="Times New Roman" w:hAnsi="Times New Roman" w:eastAsia="Malgun Gothic"/>
+          <w:b/>
+          <w:i w:val="0"/>
+          <w:sz w:val="22"/>
+        </w:rPr>
+        <w:t xml:space="preserve">Rafa: </w:t>
+      </w:r>
+      <w:r>
+        <w:rPr>
+          <w:rFonts w:ascii="Times New Roman" w:hAnsi="Times New Roman" w:eastAsia="Malgun Gothic"/>
+          <w:b w:val="0"/>
+          <w:i w:val="0"/>
+          <w:sz w:val="22"/>
+        </w:rPr>
+        <w:t>Não quero mais escrever que o Cícero pisou errado. Que o Fabiano calculou errado. Que o mercúrio veio do garimpo.</w:t>
+      </w:r>
+    </w:p>
+    <w:p>
+      <w:pPr>
+        <w:spacing w:before="0" w:after="110" w:line="300" w:lineRule="auto"/>
+      </w:pPr>
+      <w:r>
+        <w:rPr>
+          <w:rFonts w:ascii="Times New Roman" w:hAnsi="Times New Roman" w:eastAsia="Malgun Gothic"/>
+          <w:b/>
+          <w:i w:val="0"/>
+          <w:sz w:val="22"/>
+        </w:rPr>
+        <w:t xml:space="preserve">Nivaldo: </w:t>
+      </w:r>
+      <w:r>
+        <w:rPr>
+          <w:rFonts w:ascii="Times New Roman" w:hAnsi="Times New Roman" w:eastAsia="Malgun Gothic"/>
+          <w:b w:val="0"/>
+          <w:i/>
+          <w:color w:val="555555"/>
+          <w:sz w:val="22"/>
+        </w:rPr>
+        <w:t>(baixo)</w:t>
+      </w:r>
+      <w:r>
+        <w:rPr>
+          <w:rFonts w:ascii="Times New Roman" w:hAnsi="Times New Roman" w:eastAsia="Malgun Gothic"/>
+          <w:b w:val="0"/>
+          <w:i w:val="0"/>
+          <w:sz w:val="22"/>
+        </w:rPr>
+        <w:t xml:space="preserve"> Isso é o trabalho. Alguém vai escrever se você não escrever.</w:t>
+      </w:r>
+    </w:p>
+    <w:p>
+      <w:pPr>
+        <w:spacing w:before="0" w:after="110" w:line="300" w:lineRule="auto"/>
+      </w:pPr>
+      <w:r>
+        <w:rPr>
+          <w:rFonts w:ascii="Times New Roman" w:hAnsi="Times New Roman" w:eastAsia="Malgun Gothic"/>
+          <w:b/>
+          <w:i w:val="0"/>
+          <w:sz w:val="22"/>
+        </w:rPr>
+        <w:t xml:space="preserve">Rafa: </w:t>
+      </w:r>
+      <w:r>
+        <w:rPr>
+          <w:rFonts w:ascii="Times New Roman" w:hAnsi="Times New Roman" w:eastAsia="Malgun Gothic"/>
+          <w:b w:val="0"/>
+          <w:i w:val="0"/>
+          <w:sz w:val="22"/>
+        </w:rPr>
+        <w:t>Vai. Mas não vou ser eu.</w:t>
+      </w:r>
+    </w:p>
+    <w:p>
+      <w:pPr>
+        <w:spacing w:before="0" w:after="110" w:line="300" w:lineRule="auto"/>
+      </w:pPr>
+      <w:r>
+        <w:rPr>
+          <w:rFonts w:ascii="Times New Roman" w:hAnsi="Times New Roman" w:eastAsia="Malgun Gothic"/>
+          <w:b/>
+          <w:i w:val="0"/>
+          <w:sz w:val="22"/>
+        </w:rPr>
+        <w:t xml:space="preserve">Nivaldo: </w:t>
+      </w:r>
+      <w:r>
+        <w:rPr>
+          <w:rFonts w:ascii="Times New Roman" w:hAnsi="Times New Roman" w:eastAsia="Malgun Gothic"/>
+          <w:b w:val="0"/>
+          <w:i w:val="0"/>
+          <w:sz w:val="22"/>
+        </w:rPr>
+        <w:t>Você vai dar murro em ponta de faca, filho. O Prado é dono da cidade. O general, sei lá quem é esse general, você mesmo disse no telefone que ele liga de número escondido. Você vai cutucar onça com vara curta.</w:t>
+      </w:r>
+    </w:p>
+    <w:p>
+      <w:pPr>
+        <w:spacing w:before="0" w:after="110" w:line="300" w:lineRule="auto"/>
+      </w:pPr>
+      <w:r>
+        <w:rPr>
+          <w:rFonts w:ascii="Times New Roman" w:hAnsi="Times New Roman" w:eastAsia="Malgun Gothic"/>
+          <w:b/>
+          <w:i w:val="0"/>
+          <w:sz w:val="22"/>
+        </w:rPr>
+        <w:t xml:space="preserve">Rafa: </w:t>
+      </w:r>
+      <w:r>
+        <w:rPr>
+          <w:rFonts w:ascii="Times New Roman" w:hAnsi="Times New Roman" w:eastAsia="Malgun Gothic"/>
+          <w:b w:val="0"/>
+          <w:i w:val="0"/>
+          <w:sz w:val="22"/>
+        </w:rPr>
+        <w:t>O senhor me contou do Zé Bento em abril.</w:t>
+      </w:r>
+    </w:p>
+    <w:p>
+      <w:pPr>
+        <w:spacing w:before="0" w:after="110" w:line="300" w:lineRule="auto"/>
+      </w:pPr>
+      <w:r>
+        <w:rPr>
+          <w:rFonts w:ascii="Times New Roman" w:hAnsi="Times New Roman" w:eastAsia="Malgun Gothic"/>
+          <w:b/>
+          <w:i w:val="0"/>
+          <w:sz w:val="22"/>
+        </w:rPr>
+        <w:t xml:space="preserve">Nivaldo: </w:t>
+      </w:r>
+      <w:r>
+        <w:rPr>
+          <w:rFonts w:ascii="Times New Roman" w:hAnsi="Times New Roman" w:eastAsia="Malgun Gothic"/>
+          <w:b w:val="0"/>
+          <w:i/>
+          <w:color w:val="555555"/>
+          <w:sz w:val="22"/>
+        </w:rPr>
+        <w:t>(fica em silêncio)</w:t>
+      </w:r>
+    </w:p>
+    <w:p>
+      <w:pPr>
+        <w:spacing w:before="0" w:after="110" w:line="300" w:lineRule="auto"/>
+      </w:pPr>
+      <w:r>
+        <w:rPr>
+          <w:rFonts w:ascii="Times New Roman" w:hAnsi="Times New Roman" w:eastAsia="Malgun Gothic"/>
+          <w:b/>
+          <w:i w:val="0"/>
+          <w:sz w:val="22"/>
+        </w:rPr>
+        <w:t xml:space="preserve">Rafa: </w:t>
+      </w:r>
+      <w:r>
+        <w:rPr>
+          <w:rFonts w:ascii="Times New Roman" w:hAnsi="Times New Roman" w:eastAsia="Malgun Gothic"/>
+          <w:b w:val="0"/>
+          <w:i w:val="0"/>
+          <w:sz w:val="22"/>
+        </w:rPr>
         <w:t>O senhor ficou quieto em noventa e quatro. Eu fiquei quieto em julho. Em julho eu vi o número do Severino numa lista e fiquei quieto. O senhor dorme mal faz vinte anos. Eu não quero dormir mal por quarenta.</w:t>
+      </w:r>
+    </w:p>
+    <w:p>
+      <w:pPr>
+        <w:spacing w:before="0" w:after="110" w:line="300" w:lineRule="auto"/>
+      </w:pPr>
+      <w:r>
+        <w:rPr>
+          <w:rFonts w:ascii="Times New Roman" w:hAnsi="Times New Roman" w:eastAsia="Malgun Gothic"/>
+          <w:b/>
+          <w:i w:val="0"/>
+          <w:sz w:val="22"/>
+        </w:rPr>
+        <w:t xml:space="preserve">Rafa: </w:t>
+      </w:r>
+      <w:r>
+        <w:rPr>
+          <w:rFonts w:ascii="Times New Roman" w:hAnsi="Times New Roman" w:eastAsia="Malgun Gothic"/>
+          <w:b w:val="0"/>
+          <w:i/>
+          <w:color w:val="555555"/>
+          <w:sz w:val="22"/>
+        </w:rPr>
+        <w:t>(tira do bolso a folha de carbono dobrada)</w:t>
+      </w:r>
+      <w:r>
+        <w:rPr>
+          <w:rFonts w:ascii="Times New Roman" w:hAnsi="Times New Roman" w:eastAsia="Malgun Gothic"/>
+          <w:b w:val="0"/>
+          <w:i w:val="0"/>
+          <w:sz w:val="22"/>
+        </w:rPr>
+        <w:t xml:space="preserve"> E tem mais, pai. O advogado do Zé Bento era ele. E seis anos depois foi ele que assinou a carta da minha bolsa. O senhor não quis depor pra ele, e ele me mandou pra São Paulo assim mesmo. Eu voltei de lá pra prender o homem.</w:t>
+      </w:r>
+    </w:p>
+    <w:p>
+      <w:pPr>
+        <w:spacing w:before="0" w:after="110" w:line="300" w:lineRule="auto"/>
+      </w:pPr>
+      <w:r>
+        <w:rPr>
+          <w:rFonts w:ascii="Times New Roman" w:hAnsi="Times New Roman" w:eastAsia="Malgun Gothic"/>
+          <w:b/>
+          <w:i w:val="0"/>
+          <w:sz w:val="22"/>
+        </w:rPr>
+        <w:t xml:space="preserve">Nivaldo: </w:t>
+      </w:r>
+      <w:r>
+        <w:rPr>
+          <w:rFonts w:ascii="Times New Roman" w:hAnsi="Times New Roman" w:eastAsia="Malgun Gothic"/>
+          <w:b w:val="0"/>
+          <w:i/>
+          <w:color w:val="555555"/>
+          <w:sz w:val="22"/>
+        </w:rPr>
+        <w:t>(olha a folha sem pegar; a mão treme)</w:t>
+      </w:r>
+      <w:r>
+        <w:rPr>
+          <w:rFonts w:ascii="Times New Roman" w:hAnsi="Times New Roman" w:eastAsia="Malgun Gothic"/>
+          <w:b w:val="0"/>
+          <w:i w:val="0"/>
+          <w:sz w:val="22"/>
+        </w:rPr>
+        <w:t xml:space="preserve"> O padre disse que era de um advogado. Não disse qual. Eu nunca perguntei.</w:t>
       </w:r>
     </w:p>
     <w:p>

--- a/브라질 변호사/1부/1부_12화_사직서.docx
+++ b/브라질 변호사/1부/1부_12화_사직서.docx
@@ -36,7 +36,7 @@
           <w:i w:val="0"/>
           <w:sz w:val="22"/>
         </w:rPr>
-        <w:t>하파엘 ‘하파’ 멘지스(케이로스 타바리스 시니어 어소시에이트) / 조라이지 페레이라(세베리누의 35년 지기, 은퇴한 변호사회 서기) / 모에마 타피라이(아루아칸 여성 지도자) / 루시아 폰치스(«Folha do Tapirá» 기자) / 주란지르 파셰쿠(세베리누의 변호인) / 니바우두 멘지스(아버지) / 아나 멘지스(어머니) / 도나 달바(아나의 콤마드리, 이웃) / 오타비우 린스(하파의 동기·동료) / 레오노르 케이로스(대표 파트너) / 세우 지쿠(강마을 어부) / 세우 치앙(로펌 빌딩 경비원, 신규)</w:t>
+        <w:t>하파엘 ‘하파’ 멘지스(케이로스 타바리스 시니어 어소시에이트) / 조라이지 페레이라(세베리누의 35년 지기, 은퇴한 변호사회 서기) / 모에마 타피라이(아루아칸 여성 지도자) / 루시아 폰치스(«Folha do Tapirá» 기자) / 주란지르 파셰쿠(세베리누의 변호인) / 니바우두 멘지스(아버지) / 아나 멘지스(어머니) / 도나 달바(아나의 콤마드리, 이웃) / 오타비우 린스(하파의 동기·동료) / 레오노르 케이로스(대표 파트너) / 세우 디쿠(강마을 어부) / 세우 치앙(로펌 빌딩 경비원, 신규)</w:t>
       </w:r>
     </w:p>
     <w:p>
